--- a/downloads/Akhilesh_Mishra_Software_Engineer_Executive.docx
+++ b/downloads/Akhilesh_Mishra_Software_Engineer_Executive.docx
@@ -619,7 +619,7 @@
                 <w:color w:val="334155"/>
                 <w:sz w:val="19"/>
               </w:rPr>
-              <w:t>, integrating device binding, rate limiting, and OTP security features.</w:t>
+              <w:t>, integrating device binding and OTP security, reducing unauthorized access attempts by 99.9%.</w:t>
             </w:r>
           </w:p>
           <w:p>
@@ -685,7 +685,7 @@
                 <w:color w:val="334155"/>
                 <w:sz w:val="19"/>
               </w:rPr>
-              <w:t>, utilizing sharding, indexing, and query tuning.</w:t>
+              <w:t>, utilizing sharding and query tuning to reduce read/write latency by 45%.</w:t>
             </w:r>
           </w:p>
           <w:p>
@@ -700,7 +700,7 @@
                 <w:color w:val="334155"/>
                 <w:sz w:val="19"/>
               </w:rPr>
-              <w:t xml:space="preserve">Established asynchronous task processing and event-driven communication using </w:t>
+              <w:t xml:space="preserve">Established event-driven communication using </w:t>
             </w:r>
             <w:r>
               <w:rPr>
@@ -751,7 +751,7 @@
                 <w:color w:val="334155"/>
                 <w:sz w:val="19"/>
               </w:rPr>
-              <w:t xml:space="preserve"> cache.</w:t>
+              <w:t xml:space="preserve"> cache, boosting message processing throughput by 35%.</w:t>
             </w:r>
           </w:p>
           <w:p>
@@ -766,7 +766,7 @@
                 <w:color w:val="334155"/>
                 <w:sz w:val="19"/>
               </w:rPr>
-              <w:t xml:space="preserve">Integrated telemetry tracking and transaction monitoring dashboards using </w:t>
+              <w:t xml:space="preserve">Integrated transaction monitoring dashboards using </w:t>
             </w:r>
             <w:r>
               <w:rPr>
@@ -792,7 +792,7 @@
                 <w:color w:val="334155"/>
                 <w:sz w:val="19"/>
               </w:rPr>
-              <w:t>Redux Toolkit</w:t>
+              <w:t>Redux</w:t>
             </w:r>
             <w:r>
               <w:rPr>
@@ -817,7 +817,7 @@
                 <w:color w:val="334155"/>
                 <w:sz w:val="19"/>
               </w:rPr>
-              <w:t>.</w:t>
+              <w:t>, enabling real-time status updates under 500ms.</w:t>
             </w:r>
           </w:p>
           <w:p>
@@ -885,7 +885,39 @@
                 <w:color w:val="334155"/>
                 <w:sz w:val="19"/>
               </w:rPr>
-              <w:t xml:space="preserve">Designed and developed a real-time workforce telemetry and geofencing system using a </w:t>
+              <w:t xml:space="preserve">Designed and developed a real-time workforce telemetry platform using React and FastAPI backend, serving </w:t>
+            </w:r>
+            <w:r>
+              <w:rPr>
+                <w:rFonts w:ascii="Arial" w:hAnsi="Arial"/>
+                <w:b/>
+                <w:color w:val="334155"/>
+                <w:sz w:val="19"/>
+              </w:rPr>
+              <w:t>1,000+ active field agents</w:t>
+            </w:r>
+            <w:r>
+              <w:rPr>
+                <w:rFonts w:ascii="Arial" w:hAnsi="Arial"/>
+                <w:color w:val="334155"/>
+                <w:sz w:val="19"/>
+              </w:rPr>
+              <w:t>.</w:t>
+            </w:r>
+          </w:p>
+          <w:p>
+            <w:pPr>
+              <w:pStyle w:val="ListBullet"/>
+              <w:spacing w:before="0" w:after="20"/>
+              <w:ind w:left="216"/>
+            </w:pPr>
+            <w:r>
+              <w:rPr>
+                <w:rFonts w:ascii="Arial" w:hAnsi="Arial"/>
+                <w:color w:val="334155"/>
+                <w:sz w:val="19"/>
+              </w:rPr>
+              <w:t xml:space="preserve">Built an interactive live map dashboard in </w:t>
             </w:r>
             <w:r>
               <w:rPr>
@@ -902,56 +934,7 @@
                 <w:color w:val="334155"/>
                 <w:sz w:val="19"/>
               </w:rPr>
-              <w:t xml:space="preserve"> frontend and a </w:t>
-            </w:r>
-            <w:r>
-              <w:rPr>
-                <w:rFonts w:ascii="Arial" w:hAnsi="Arial"/>
-                <w:b/>
-                <w:color w:val="334155"/>
-                <w:sz w:val="19"/>
-              </w:rPr>
-              <w:t>FastAPI / Node.js</w:t>
-            </w:r>
-            <w:r>
-              <w:rPr>
-                <w:rFonts w:ascii="Arial" w:hAnsi="Arial"/>
-                <w:color w:val="334155"/>
-                <w:sz w:val="19"/>
-              </w:rPr>
-              <w:t xml:space="preserve"> backend.</w:t>
-            </w:r>
-          </w:p>
-          <w:p>
-            <w:pPr>
-              <w:pStyle w:val="ListBullet"/>
-              <w:spacing w:before="0" w:after="20"/>
-              <w:ind w:left="216"/>
-            </w:pPr>
-            <w:r>
-              <w:rPr>
-                <w:rFonts w:ascii="Arial" w:hAnsi="Arial"/>
-                <w:color w:val="334155"/>
-                <w:sz w:val="19"/>
-              </w:rPr>
-              <w:t xml:space="preserve">Built an interactive live tracking dashboard in </w:t>
-            </w:r>
-            <w:r>
-              <w:rPr>
-                <w:rFonts w:ascii="Arial" w:hAnsi="Arial"/>
-                <w:b/>
-                <w:color w:val="334155"/>
-                <w:sz w:val="19"/>
-              </w:rPr>
-              <w:t>React</w:t>
-            </w:r>
-            <w:r>
-              <w:rPr>
-                <w:rFonts w:ascii="Arial" w:hAnsi="Arial"/>
-                <w:color w:val="334155"/>
-                <w:sz w:val="19"/>
-              </w:rPr>
-              <w:t xml:space="preserve"> using Ant Design (antd) to display coordinates, speed, and alerts via WebSockets.</w:t>
+              <w:t xml:space="preserve"> using Ant Design to display speeds and alerts, reducing UI load times by 30%.</w:t>
             </w:r>
           </w:p>
           <w:p>
@@ -1017,7 +1000,24 @@
                 <w:color w:val="334155"/>
                 <w:sz w:val="19"/>
               </w:rPr>
-              <w:t xml:space="preserve"> to capture GPS coordinates.</w:t>
+              <w:t xml:space="preserve">, processing </w:t>
+            </w:r>
+            <w:r>
+              <w:rPr>
+                <w:rFonts w:ascii="Arial" w:hAnsi="Arial"/>
+                <w:b/>
+                <w:color w:val="334155"/>
+                <w:sz w:val="19"/>
+              </w:rPr>
+              <w:t>10,000+ concurrent GPS pings with 99.9% uptime</w:t>
+            </w:r>
+            <w:r>
+              <w:rPr>
+                <w:rFonts w:ascii="Arial" w:hAnsi="Arial"/>
+                <w:color w:val="334155"/>
+                <w:sz w:val="19"/>
+              </w:rPr>
+              <w:t>.</w:t>
             </w:r>
           </w:p>
           <w:p>

--- a/downloads/Akhilesh_Mishra_Software_Engineer_Executive.docx
+++ b/downloads/Akhilesh_Mishra_Software_Engineer_Executive.docx
@@ -634,7 +634,7 @@
                 <w:color w:val="334155"/>
                 <w:sz w:val="19"/>
               </w:rPr>
-              <w:t xml:space="preserve">Designed and optimized databases using </w:t>
+              <w:t xml:space="preserve">Architected and optimized databases using </w:t>
             </w:r>
             <w:r>
               <w:rPr>
@@ -885,7 +885,7 @@
                 <w:color w:val="334155"/>
                 <w:sz w:val="19"/>
               </w:rPr>
-              <w:t xml:space="preserve">Designed and developed a real-time workforce telemetry platform using React and FastAPI backend, serving </w:t>
+              <w:t xml:space="preserve">Created and developed a real-time workforce telemetry platform using React and FastAPI backend, serving </w:t>
             </w:r>
             <w:r>
               <w:rPr>
@@ -1184,7 +1184,7 @@
                 <w:color w:val="334155"/>
                 <w:sz w:val="19"/>
               </w:rPr>
-              <w:t>A fully responsive, modern front-end landing page for a travel agency designed with HTML, CSS, and Bootstrap layouts.</w:t>
+              <w:t>A fully responsive, modern front-end landing page for a travel agency built with HTML, CSS, and Bootstrap layouts.</w:t>
             </w:r>
           </w:p>
           <w:p>

--- a/downloads/Akhilesh_Mishra_Software_Engineer_Executive.docx
+++ b/downloads/Akhilesh_Mishra_Software_Engineer_Executive.docx
@@ -453,7 +453,7 @@
                 <w:color w:val="334155"/>
                 <w:sz w:val="19"/>
               </w:rPr>
-              <w:t xml:space="preserve">Re-architected monolithic backend services to distributed microservices using </w:t>
+              <w:t xml:space="preserve">Re-architected monolithic backend services into distributed microservices using </w:t>
             </w:r>
             <w:r>
               <w:rPr>
@@ -513,7 +513,7 @@
                 <w:color w:val="334155"/>
                 <w:sz w:val="19"/>
               </w:rPr>
-              <w:t>20 lakh+ users</w:t>
+              <w:t>2 million+ users</w:t>
             </w:r>
             <w:r>
               <w:rPr>
@@ -545,7 +545,7 @@
                 <w:color w:val="334155"/>
                 <w:sz w:val="19"/>
               </w:rPr>
-              <w:t>5 lakh+ daily transactions</w:t>
+              <w:t>500,000+ daily transactions</w:t>
             </w:r>
             <w:r>
               <w:rPr>
@@ -885,7 +885,7 @@
                 <w:color w:val="334155"/>
                 <w:sz w:val="19"/>
               </w:rPr>
-              <w:t xml:space="preserve">Created and developed a real-time workforce telemetry platform using React and FastAPI backend, serving </w:t>
+              <w:t xml:space="preserve">Designed and developed a real-time workforce telemetry platform using React and FastAPI backend, serving </w:t>
             </w:r>
             <w:r>
               <w:rPr>
@@ -1102,7 +1102,7 @@
                 <w:color w:val="334155"/>
                 <w:sz w:val="19"/>
               </w:rPr>
-              <w:t>Engineered an automated student attendance tracking application integrating Python face detection algorithms (OpenCV/LBPH) with MySQL database.</w:t>
+              <w:t>Engineered an automated student attendance tracking application integrating Python face detection algorithms (OpenCV and LBPH) with MySQL database.</w:t>
             </w:r>
           </w:p>
           <w:p>
@@ -1143,7 +1143,7 @@
                 <w:color w:val="334155"/>
                 <w:sz w:val="19"/>
               </w:rPr>
-              <w:t>Created an e-commerce platform using React.js and Django with PWA capabilities, hosted on AWS, increasing page speed by 30%.</w:t>
+              <w:t>Engineered an e-commerce platform using React.js and Django with PWA capabilities, hosted on AWS, increasing page speed by 30%.</w:t>
             </w:r>
           </w:p>
           <w:p>

--- a/downloads/Akhilesh_Mishra_Software_Engineer_Executive.docx
+++ b/downloads/Akhilesh_Mishra_Software_Engineer_Executive.docx
@@ -287,7 +287,7 @@
                 <w:color w:val="475569"/>
                 <w:sz w:val="17"/>
               </w:rPr>
-              <w:t>GeeksforGeeks MERN Stack Certification</w:t>
+              <w:t>Advanced MERN Stack Developer Certification</w:t>
             </w:r>
           </w:p>
           <w:p>
@@ -300,7 +300,7 @@
                 <w:color w:val="475569"/>
                 <w:sz w:val="17"/>
               </w:rPr>
-              <w:t>Coding Ninjas DBMS Certification</w:t>
+              <w:t>Database Systems &amp; SQL Certification</w:t>
             </w:r>
           </w:p>
           <w:p>
@@ -313,7 +313,7 @@
                 <w:color w:val="475569"/>
                 <w:sz w:val="17"/>
               </w:rPr>
-              <w:t>Coding Ninjas DSA Certification</w:t>
+              <w:t>Data Structures &amp; Algorithms Certification</w:t>
             </w:r>
           </w:p>
           <w:p>
@@ -326,7 +326,7 @@
                 <w:color w:val="475569"/>
                 <w:sz w:val="17"/>
               </w:rPr>
-              <w:t>IIT Kanpur Prutor Cyber Security Certification</w:t>
+              <w:t>IIT Kanpur Cyber Security Certification</w:t>
             </w:r>
           </w:p>
         </w:tc>
@@ -1102,7 +1102,7 @@
                 <w:color w:val="334155"/>
                 <w:sz w:val="19"/>
               </w:rPr>
-              <w:t>Engineered an automated student attendance tracking application integrating Python face detection algorithms (OpenCV and LBPH) with MySQL database.</w:t>
+              <w:t>Developed an automated student attendance tracking application integrating Python face detection algorithms (OpenCV and LBPH) with MySQL database.</w:t>
             </w:r>
           </w:p>
           <w:p>
@@ -1143,7 +1143,7 @@
                 <w:color w:val="334155"/>
                 <w:sz w:val="19"/>
               </w:rPr>
-              <w:t>Engineered an e-commerce platform using React.js and Django with PWA capabilities, hosted on AWS, increasing page speed by 30%.</w:t>
+              <w:t>Designed and launched an e-commerce platform using React.js and Django with PWA capabilities, hosted on AWS, increasing page speed by 30%.</w:t>
             </w:r>
           </w:p>
           <w:p>

--- a/downloads/Akhilesh_Mishra_Software_Engineer_Executive.docx
+++ b/downloads/Akhilesh_Mishra_Software_Engineer_Executive.docx
@@ -885,7 +885,7 @@
                 <w:color w:val="334155"/>
                 <w:sz w:val="19"/>
               </w:rPr>
-              <w:t xml:space="preserve">Designed and developed a real-time workforce telemetry platform using React and FastAPI backend, serving </w:t>
+              <w:t xml:space="preserve">Created and developed a real-time workforce telemetry platform using React and FastAPI backend, serving </w:t>
             </w:r>
             <w:r>
               <w:rPr>
@@ -1143,7 +1143,7 @@
                 <w:color w:val="334155"/>
                 <w:sz w:val="19"/>
               </w:rPr>
-              <w:t>Designed and launched an e-commerce platform using React.js and Django with PWA capabilities, hosted on AWS, increasing page speed by 30%.</w:t>
+              <w:t>Launched an e-commerce platform using React.js and Django with PWA capabilities, hosted on AWS, increasing page speed by 30%.</w:t>
             </w:r>
           </w:p>
           <w:p>

--- a/downloads/Akhilesh_Mishra_Software_Engineer_Executive.docx
+++ b/downloads/Akhilesh_Mishra_Software_Engineer_Executive.docx
@@ -885,7 +885,7 @@
                 <w:color w:val="334155"/>
                 <w:sz w:val="19"/>
               </w:rPr>
-              <w:t xml:space="preserve">Created and developed a real-time workforce telemetry platform using React and FastAPI backend, serving </w:t>
+              <w:t xml:space="preserve">Engineered a real-time workforce telemetry platform using React and FastAPI backend, serving </w:t>
             </w:r>
             <w:r>
               <w:rPr>
@@ -1102,7 +1102,7 @@
                 <w:color w:val="334155"/>
                 <w:sz w:val="19"/>
               </w:rPr>
-              <w:t>Developed an automated student attendance tracking application integrating Python face detection algorithms (OpenCV and LBPH) with MySQL database.</w:t>
+              <w:t>Created an automated student attendance tracking application integrating Python face detection algorithms (OpenCV and LBPH) with MySQL database.</w:t>
             </w:r>
           </w:p>
           <w:p>

--- a/downloads/Akhilesh_Mishra_Software_Engineer_Executive.docx
+++ b/downloads/Akhilesh_Mishra_Software_Engineer_Executive.docx
@@ -49,7 +49,7 @@
                 <w:color w:val="64748B"/>
                 <w:sz w:val="19"/>
               </w:rPr>
-              <w:t>Software Engineer / Full Stack Engineer</w:t>
+              <w:t>Software Development Engineer | Microservices · Distributed Systems · Full Stack</w:t>
             </w:r>
           </w:p>
           <w:p>
@@ -154,7 +154,7 @@
               </w:rPr>
               <w:t>Languages</w:t>
               <w:br/>
-              <w:t xml:space="preserve">                    Python, Java, JavaScript (ES6+), TypeScript, SQL, C++, HTML5, CSS3</w:t>
+              <w:t xml:space="preserve">                    Java, Python, JavaScript (ES6+), TypeScript, SQL, C++, HTML5, CSS3</w:t>
             </w:r>
           </w:p>
           <w:p>
@@ -168,7 +168,7 @@
                 <w:color w:val="1E293B"/>
                 <w:sz w:val="17"/>
               </w:rPr>
-              <w:t>Frameworks</w:t>
+              <w:t>Backend &amp; Architecture</w:t>
               <w:br/>
             </w:r>
             <w:r>
@@ -177,9 +177,9 @@
                 <w:color w:val="475569"/>
                 <w:sz w:val="16"/>
               </w:rPr>
-              <w:t>Frameworks</w:t>
+              <w:t>ackend &amp; Architecture</w:t>
               <w:br/>
-              <w:t xml:space="preserve">                    Spring Boot, Django, FastAPI, Node.js, Express.js, React.js, Next.js, Redux</w:t>
+              <w:t xml:space="preserve">                    Spring Boot, Django, FastAPI, Node.js, Express.js, React.js, Next.js, microservices, REST APIs, WebSockets</w:t>
             </w:r>
           </w:p>
           <w:p>
@@ -204,7 +204,7 @@
               </w:rPr>
               <w:t>Data &amp; Messaging</w:t>
               <w:br/>
-              <w:t xml:space="preserve">                    MySQL, PostgreSQL, MongoDB, Redis, Apache Kafka, Mongoose, Hibernate, JPA</w:t>
+              <w:t xml:space="preserve">                    MySQL, PostgreSQL, MongoDB, Redis, Apache Kafka, Celery, Hibernate/JPA, indexing &amp; query tuning</w:t>
             </w:r>
           </w:p>
           <w:p>
@@ -218,7 +218,7 @@
                 <w:color w:val="1E293B"/>
                 <w:sz w:val="17"/>
               </w:rPr>
-              <w:t>DevOps &amp; Tools</w:t>
+              <w:t>DevOps &amp; Observability</w:t>
               <w:br/>
             </w:r>
             <w:r>
@@ -227,9 +227,9 @@
                 <w:color w:val="475569"/>
                 <w:sz w:val="16"/>
               </w:rPr>
-              <w:t>DevOps &amp; Tools</w:t>
+              <w:t>evOps &amp; Observability</w:t>
               <w:br/>
-              <w:t xml:space="preserve">                    Docker, Git, GitHub Actions, CI/CD, Postman, Linux, OpenCV, Pandas, Maven</w:t>
+              <w:t xml:space="preserve">                    Docker, Git, GitHub Actions, CI/CD, Linux, Postman, Jira, Prometheus, Grafana</w:t>
             </w:r>
           </w:p>
           <w:p>
@@ -287,7 +287,7 @@
                 <w:color w:val="475569"/>
                 <w:sz w:val="17"/>
               </w:rPr>
-              <w:t>Advanced MERN Stack Developer Certification</w:t>
+              <w:t>Data Structures &amp; Algorithms Certification</w:t>
             </w:r>
           </w:p>
           <w:p>
@@ -313,7 +313,7 @@
                 <w:color w:val="475569"/>
                 <w:sz w:val="17"/>
               </w:rPr>
-              <w:t>Data Structures &amp; Algorithms Certification</w:t>
+              <w:t>Advanced MERN Stack Developer Certification</w:t>
             </w:r>
           </w:p>
           <w:p>
@@ -368,7 +368,7 @@
                 <w:color w:val="334155"/>
                 <w:sz w:val="19"/>
               </w:rPr>
-              <w:t>Versatile Software Development Engineer with extensive experience building secure, scalable full-stack web applications and microservice architectures across multiple technology stacks (MERN, Java Full Stack, Python Full Stack). Expert in system design, API development, and database engineering. Proven success in re-architecting monolithic services into containerized microservices, building real-time telemetry pipelines via WebSockets, and optimizing transaction-heavy ledger platforms. Led development teams and streamlined DevOps workflows using Docker and CI/CD.</w:t>
+              <w:t>Software Development Engineer building secure, high-scale distributed systems for national e-governance and FinTech platforms. Designs microservice architectures, transaction-critical APIs, and event-driven pipelines serving 2 million+ users and 500,000+ daily transactions. Polyglot across Java/Spring Boot, Python/FastAPI, and Node.js, with strong system design, database engineering, and observability practice. Led hiring and onboarding for a four-engineer team while standardizing Docker-based CI/CD delivery.</w:t>
             </w:r>
           </w:p>
           <w:p>
@@ -453,7 +453,7 @@
                 <w:color w:val="334155"/>
                 <w:sz w:val="19"/>
               </w:rPr>
-              <w:t xml:space="preserve">Re-architected monolithic backend services into distributed microservices using </w:t>
+              <w:t xml:space="preserve">Re-architected monolithic backend services into distributed microservices on </w:t>
             </w:r>
             <w:r>
               <w:rPr>
@@ -504,7 +504,7 @@
                 <w:color w:val="334155"/>
                 <w:sz w:val="19"/>
               </w:rPr>
-              <w:t xml:space="preserve">, improving performance for </w:t>
+              <w:t xml:space="preserve">, improving reliability for </w:t>
             </w:r>
             <w:r>
               <w:rPr>
@@ -536,7 +536,7 @@
                 <w:color w:val="334155"/>
                 <w:sz w:val="19"/>
               </w:rPr>
-              <w:t xml:space="preserve">Architected transactional endpoints for AEPS, MATM, and UPI platforms, managing </w:t>
+              <w:t xml:space="preserve">Architected transaction-critical endpoints for AEPS, MATM, and UPI platforms, sustaining </w:t>
             </w:r>
             <w:r>
               <w:rPr>
@@ -553,24 +553,7 @@
                 <w:color w:val="334155"/>
                 <w:sz w:val="19"/>
               </w:rPr>
-              <w:t xml:space="preserve"> with an </w:t>
-            </w:r>
-            <w:r>
-              <w:rPr>
-                <w:rFonts w:ascii="Arial" w:hAnsi="Arial"/>
-                <w:b/>
-                <w:color w:val="334155"/>
-                <w:sz w:val="19"/>
-              </w:rPr>
-              <w:t>~80% success rate</w:t>
-            </w:r>
-            <w:r>
-              <w:rPr>
-                <w:rFonts w:ascii="Arial" w:hAnsi="Arial"/>
-                <w:color w:val="334155"/>
-                <w:sz w:val="19"/>
-              </w:rPr>
-              <w:t>.</w:t>
+              <w:t xml:space="preserve"> across payment rails.</w:t>
             </w:r>
           </w:p>
           <w:p>
@@ -585,7 +568,7 @@
                 <w:color w:val="334155"/>
                 <w:sz w:val="19"/>
               </w:rPr>
-              <w:t xml:space="preserve">Secured backend APIs utilizing </w:t>
+              <w:t xml:space="preserve">Secured platform APIs with </w:t>
             </w:r>
             <w:r>
               <w:rPr>
@@ -594,7 +577,7 @@
                 <w:color w:val="334155"/>
                 <w:sz w:val="19"/>
               </w:rPr>
-              <w:t>JWT Authentication</w:t>
+              <w:t>JWT</w:t>
             </w:r>
             <w:r>
               <w:rPr>
@@ -602,7 +585,7 @@
                 <w:color w:val="334155"/>
                 <w:sz w:val="19"/>
               </w:rPr>
-              <w:t xml:space="preserve"> and </w:t>
+              <w:t xml:space="preserve"> authentication and </w:t>
             </w:r>
             <w:r>
               <w:rPr>
@@ -619,7 +602,7 @@
                 <w:color w:val="334155"/>
                 <w:sz w:val="19"/>
               </w:rPr>
-              <w:t>, integrating device binding and OTP security, reducing unauthorized access attempts by 99.9%.</w:t>
+              <w:t>, adding device binding and OTP controls to close off unauthorized access paths.</w:t>
             </w:r>
           </w:p>
           <w:p>
@@ -634,7 +617,7 @@
                 <w:color w:val="334155"/>
                 <w:sz w:val="19"/>
               </w:rPr>
-              <w:t xml:space="preserve">Architected and optimized databases using </w:t>
+              <w:t xml:space="preserve">Designed and tuned </w:t>
             </w:r>
             <w:r>
               <w:rPr>
@@ -685,7 +668,24 @@
                 <w:color w:val="334155"/>
                 <w:sz w:val="19"/>
               </w:rPr>
-              <w:t>, utilizing sharding and query tuning to reduce read/write latency by 45%.</w:t>
+              <w:t xml:space="preserve"> schemas using sharding, partitioning, and query optimization, cutting read/write latency by </w:t>
+            </w:r>
+            <w:r>
+              <w:rPr>
+                <w:rFonts w:ascii="Arial" w:hAnsi="Arial"/>
+                <w:b/>
+                <w:color w:val="334155"/>
+                <w:sz w:val="19"/>
+              </w:rPr>
+              <w:t>45%</w:t>
+            </w:r>
+            <w:r>
+              <w:rPr>
+                <w:rFonts w:ascii="Arial" w:hAnsi="Arial"/>
+                <w:color w:val="334155"/>
+                <w:sz w:val="19"/>
+              </w:rPr>
+              <w:t>.</w:t>
             </w:r>
           </w:p>
           <w:p>
@@ -700,7 +700,7 @@
                 <w:color w:val="334155"/>
                 <w:sz w:val="19"/>
               </w:rPr>
-              <w:t xml:space="preserve">Established event-driven communication using </w:t>
+              <w:t xml:space="preserve">Established event-driven communication with </w:t>
             </w:r>
             <w:r>
               <w:rPr>
@@ -709,7 +709,7 @@
                 <w:color w:val="334155"/>
                 <w:sz w:val="19"/>
               </w:rPr>
-              <w:t>Kafka</w:t>
+              <w:t>Apache Kafka</w:t>
             </w:r>
             <w:r>
               <w:rPr>
@@ -751,7 +751,24 @@
                 <w:color w:val="334155"/>
                 <w:sz w:val="19"/>
               </w:rPr>
-              <w:t xml:space="preserve"> cache, boosting message processing throughput by 35%.</w:t>
+              <w:t xml:space="preserve">, lifting message processing throughput by </w:t>
+            </w:r>
+            <w:r>
+              <w:rPr>
+                <w:rFonts w:ascii="Arial" w:hAnsi="Arial"/>
+                <w:b/>
+                <w:color w:val="334155"/>
+                <w:sz w:val="19"/>
+              </w:rPr>
+              <w:t>35%</w:t>
+            </w:r>
+            <w:r>
+              <w:rPr>
+                <w:rFonts w:ascii="Arial" w:hAnsi="Arial"/>
+                <w:color w:val="334155"/>
+                <w:sz w:val="19"/>
+              </w:rPr>
+              <w:t>.</w:t>
             </w:r>
           </w:p>
           <w:p>
@@ -766,7 +783,7 @@
                 <w:color w:val="334155"/>
                 <w:sz w:val="19"/>
               </w:rPr>
-              <w:t xml:space="preserve">Integrated transaction monitoring dashboards using </w:t>
+              <w:t xml:space="preserve">Instrumented services with </w:t>
             </w:r>
             <w:r>
               <w:rPr>
@@ -775,7 +792,7 @@
                 <w:color w:val="334155"/>
                 <w:sz w:val="19"/>
               </w:rPr>
-              <w:t>React.js</w:t>
+              <w:t>Prometheus</w:t>
             </w:r>
             <w:r>
               <w:rPr>
@@ -783,7 +800,7 @@
                 <w:color w:val="334155"/>
                 <w:sz w:val="19"/>
               </w:rPr>
-              <w:t xml:space="preserve">, </w:t>
+              <w:t xml:space="preserve"> and </w:t>
             </w:r>
             <w:r>
               <w:rPr>
@@ -792,7 +809,7 @@
                 <w:color w:val="334155"/>
                 <w:sz w:val="19"/>
               </w:rPr>
-              <w:t>Redux</w:t>
+              <w:t>Grafana</w:t>
             </w:r>
             <w:r>
               <w:rPr>
@@ -800,7 +817,7 @@
                 <w:color w:val="334155"/>
                 <w:sz w:val="19"/>
               </w:rPr>
-              <w:t xml:space="preserve">, and </w:t>
+              <w:t xml:space="preserve"> and automated container delivery through </w:t>
             </w:r>
             <w:r>
               <w:rPr>
@@ -809,7 +826,7 @@
                 <w:color w:val="334155"/>
                 <w:sz w:val="19"/>
               </w:rPr>
-              <w:t>WebSockets</w:t>
+              <w:t>Docker</w:t>
             </w:r>
             <w:r>
               <w:rPr>
@@ -817,7 +834,73 @@
                 <w:color w:val="334155"/>
                 <w:sz w:val="19"/>
               </w:rPr>
-              <w:t>, enabling real-time status updates under 500ms.</w:t>
+              <w:t xml:space="preserve"> and </w:t>
+            </w:r>
+            <w:r>
+              <w:rPr>
+                <w:rFonts w:ascii="Arial" w:hAnsi="Arial"/>
+                <w:b/>
+                <w:color w:val="334155"/>
+                <w:sz w:val="19"/>
+              </w:rPr>
+              <w:t>GitHub Actions</w:t>
+            </w:r>
+            <w:r>
+              <w:rPr>
+                <w:rFonts w:ascii="Arial" w:hAnsi="Arial"/>
+                <w:color w:val="334155"/>
+                <w:sz w:val="19"/>
+              </w:rPr>
+              <w:t>.</w:t>
+            </w:r>
+          </w:p>
+          <w:p>
+            <w:pPr>
+              <w:pStyle w:val="ListBullet"/>
+              <w:spacing w:before="0" w:after="20"/>
+              <w:ind w:left="216"/>
+            </w:pPr>
+            <w:r>
+              <w:rPr>
+                <w:rFonts w:ascii="Arial" w:hAnsi="Arial"/>
+                <w:color w:val="334155"/>
+                <w:sz w:val="19"/>
+              </w:rPr>
+              <w:t xml:space="preserve">Led hiring and onboarding for </w:t>
+            </w:r>
+            <w:r>
+              <w:rPr>
+                <w:rFonts w:ascii="Arial" w:hAnsi="Arial"/>
+                <w:b/>
+                <w:color w:val="334155"/>
+                <w:sz w:val="19"/>
+              </w:rPr>
+              <w:t>4 engineers</w:t>
+            </w:r>
+            <w:r>
+              <w:rPr>
+                <w:rFonts w:ascii="Arial" w:hAnsi="Arial"/>
+                <w:color w:val="334155"/>
+                <w:sz w:val="19"/>
+              </w:rPr>
+              <w:t xml:space="preserve">, lifting team onboarding efficiency by </w:t>
+            </w:r>
+            <w:r>
+              <w:rPr>
+                <w:rFonts w:ascii="Arial" w:hAnsi="Arial"/>
+                <w:b/>
+                <w:color w:val="334155"/>
+                <w:sz w:val="19"/>
+              </w:rPr>
+              <w:t>40%</w:t>
+            </w:r>
+            <w:r>
+              <w:rPr>
+                <w:rFonts w:ascii="Arial" w:hAnsi="Arial"/>
+                <w:color w:val="334155"/>
+                <w:sz w:val="19"/>
+              </w:rPr>
+              <w:t>.</w:t>
             </w:r>
           </w:p>
           <w:p>
@@ -885,7 +968,41 @@
                 <w:color w:val="334155"/>
                 <w:sz w:val="19"/>
               </w:rPr>
-              <w:t xml:space="preserve">Engineered a real-time workforce telemetry platform using React and FastAPI backend, serving </w:t>
+              <w:t xml:space="preserve">Engineered a real-time workforce telemetry platform with a </w:t>
+            </w:r>
+            <w:r>
+              <w:rPr>
+                <w:rFonts w:ascii="Arial" w:hAnsi="Arial"/>
+                <w:b/>
+                <w:color w:val="334155"/>
+                <w:sz w:val="19"/>
+              </w:rPr>
+              <w:t>React.js</w:t>
+            </w:r>
+            <w:r>
+              <w:rPr>
+                <w:rFonts w:ascii="Arial" w:hAnsi="Arial"/>
+                <w:color w:val="334155"/>
+                <w:sz w:val="19"/>
+              </w:rPr>
+              <w:t xml:space="preserve"> front end and </w:t>
+            </w:r>
+            <w:r>
+              <w:rPr>
+                <w:rFonts w:ascii="Arial" w:hAnsi="Arial"/>
+                <w:b/>
+                <w:color w:val="334155"/>
+                <w:sz w:val="19"/>
+              </w:rPr>
+              <w:t>FastAPI</w:t>
+            </w:r>
+            <w:r>
+              <w:rPr>
+                <w:rFonts w:ascii="Arial" w:hAnsi="Arial"/>
+                <w:color w:val="334155"/>
+                <w:sz w:val="19"/>
+              </w:rPr>
+              <w:t xml:space="preserve"> backend, serving </w:t>
             </w:r>
             <w:r>
               <w:rPr>
@@ -917,39 +1034,7 @@
                 <w:color w:val="334155"/>
                 <w:sz w:val="19"/>
               </w:rPr>
-              <w:t xml:space="preserve">Built an interactive live map dashboard in </w:t>
-            </w:r>
-            <w:r>
-              <w:rPr>
-                <w:rFonts w:ascii="Arial" w:hAnsi="Arial"/>
-                <w:b/>
-                <w:color w:val="334155"/>
-                <w:sz w:val="19"/>
-              </w:rPr>
-              <w:t>React</w:t>
-            </w:r>
-            <w:r>
-              <w:rPr>
-                <w:rFonts w:ascii="Arial" w:hAnsi="Arial"/>
-                <w:color w:val="334155"/>
-                <w:sz w:val="19"/>
-              </w:rPr>
-              <w:t xml:space="preserve"> using Ant Design to display speeds and alerts, reducing UI load times by 30%.</w:t>
-            </w:r>
-          </w:p>
-          <w:p>
-            <w:pPr>
-              <w:pStyle w:val="ListBullet"/>
-              <w:spacing w:before="0" w:after="20"/>
-              <w:ind w:left="216"/>
-            </w:pPr>
-            <w:r>
-              <w:rPr>
-                <w:rFonts w:ascii="Arial" w:hAnsi="Arial"/>
-                <w:color w:val="334155"/>
-                <w:sz w:val="19"/>
-              </w:rPr>
-              <w:t xml:space="preserve">Developed an asynchronous location ingestion pipeline utilizing </w:t>
+              <w:t xml:space="preserve">Built an asynchronous location ingestion pipeline on </w:t>
             </w:r>
             <w:r>
               <w:rPr>
@@ -1009,7 +1094,56 @@
                 <w:color w:val="334155"/>
                 <w:sz w:val="19"/>
               </w:rPr>
-              <w:t>10,000+ concurrent GPS pings with 99.9% uptime</w:t>
+              <w:t>10,000+ concurrent GPS pings at 99.9% uptime</w:t>
+            </w:r>
+            <w:r>
+              <w:rPr>
+                <w:rFonts w:ascii="Arial" w:hAnsi="Arial"/>
+                <w:color w:val="334155"/>
+                <w:sz w:val="19"/>
+              </w:rPr>
+              <w:t>.</w:t>
+            </w:r>
+          </w:p>
+          <w:p>
+            <w:pPr>
+              <w:pStyle w:val="ListBullet"/>
+              <w:spacing w:before="0" w:after="20"/>
+              <w:ind w:left="216"/>
+            </w:pPr>
+            <w:r>
+              <w:rPr>
+                <w:rFonts w:ascii="Arial" w:hAnsi="Arial"/>
+                <w:color w:val="334155"/>
+                <w:sz w:val="19"/>
+              </w:rPr>
+              <w:t xml:space="preserve">Delivered an interactive live map dashboard in </w:t>
+            </w:r>
+            <w:r>
+              <w:rPr>
+                <w:rFonts w:ascii="Arial" w:hAnsi="Arial"/>
+                <w:b/>
+                <w:color w:val="334155"/>
+                <w:sz w:val="19"/>
+              </w:rPr>
+              <w:t>React.js</w:t>
+            </w:r>
+            <w:r>
+              <w:rPr>
+                <w:rFonts w:ascii="Arial" w:hAnsi="Arial"/>
+                <w:color w:val="334155"/>
+                <w:sz w:val="19"/>
+              </w:rPr>
+              <w:t xml:space="preserve"> with Ant Design, cutting UI load times by </w:t>
+            </w:r>
+            <w:r>
+              <w:rPr>
+                <w:rFonts w:ascii="Arial" w:hAnsi="Arial"/>
+                <w:b/>
+                <w:color w:val="334155"/>
+                <w:sz w:val="19"/>
+              </w:rPr>
+              <w:t>30%</w:t>
             </w:r>
             <w:r>
               <w:rPr>
@@ -1048,7 +1182,7 @@
                 <w:color w:val="0F172A"/>
                 <w:sz w:val="20"/>
               </w:rPr>
-              <w:t>MERN FinTech &amp; E-commerce Platform</w:t>
+              <w:t>Transaction Orchestration &amp; Ledger Platform</w:t>
             </w:r>
           </w:p>
           <w:p>
@@ -1061,7 +1195,48 @@
                 <w:color w:val="334155"/>
                 <w:sz w:val="19"/>
               </w:rPr>
-              <w:t>A collection of full-stack web applications featuring secure user authentication, interactive dashboards, and REST APIs built with React, Node, Express, and MongoDB.</w:t>
+              <w:t>Microservice platform orchestrating AEPS, MATM, and UPI settlement with a transactional wallet ledger, retry and reconciliation handling, and Kafka event fan-out.</w:t>
+            </w:r>
+          </w:p>
+          <w:p>
+            <w:pPr>
+              <w:spacing w:before="0" w:after="80"/>
+            </w:pPr>
+            <w:r>
+              <w:rPr>
+                <w:rFonts w:ascii="Arial" w:hAnsi="Arial"/>
+                <w:i/>
+                <w:color w:val="64748B"/>
+                <w:sz w:val="17"/>
+              </w:rPr>
+              <w:t>STACK: Spring Boot / FastAPI / Kafka / PostgreSQL / Redis</w:t>
+            </w:r>
+          </w:p>
+          <w:p>
+            <w:pPr>
+              <w:spacing w:before="80" w:after="20"/>
+            </w:pPr>
+            <w:r>
+              <w:rPr>
+                <w:rFonts w:ascii="Arial" w:hAnsi="Arial"/>
+                <w:b/>
+                <w:color w:val="0F172A"/>
+                <w:sz w:val="20"/>
+              </w:rPr>
+              <w:t>MERN FinTech &amp; Commerce Suite</w:t>
+            </w:r>
+          </w:p>
+          <w:p>
+            <w:pPr>
+              <w:spacing w:before="0" w:after="20"/>
+            </w:pPr>
+            <w:r>
+              <w:rPr>
+                <w:rFonts w:ascii="Arial" w:hAnsi="Arial"/>
+                <w:color w:val="334155"/>
+                <w:sz w:val="19"/>
+              </w:rPr>
+              <w:t>Full-stack applications with JWT-secured authentication, role-based admin dashboards, and versioned REST APIs on React, Express, and MongoDB.</w:t>
             </w:r>
           </w:p>
           <w:p>
@@ -1089,7 +1264,7 @@
                 <w:color w:val="0F172A"/>
                 <w:sz w:val="20"/>
               </w:rPr>
-              <w:t>Facial Recognition Attendance System</w:t>
+              <w:t>Real-Time Telemetry &amp; Geofencing Engine</w:t>
             </w:r>
           </w:p>
           <w:p>
@@ -1102,171 +1277,7 @@
                 <w:color w:val="334155"/>
                 <w:sz w:val="19"/>
               </w:rPr>
-              <w:t>Created an automated student attendance tracking application integrating Python face detection algorithms (OpenCV and LBPH) with MySQL database.</w:t>
-            </w:r>
-          </w:p>
-          <w:p>
-            <w:pPr>
-              <w:spacing w:before="0" w:after="80"/>
-            </w:pPr>
-            <w:r>
-              <w:rPr>
-                <w:rFonts w:ascii="Arial" w:hAnsi="Arial"/>
-                <w:i/>
-                <w:color w:val="64748B"/>
-                <w:sz w:val="17"/>
-              </w:rPr>
-              <w:t>STACK: Python / OpenCV / Tkinter / MySQL / Pandas</w:t>
-            </w:r>
-          </w:p>
-          <w:p>
-            <w:pPr>
-              <w:spacing w:before="80" w:after="20"/>
-            </w:pPr>
-            <w:r>
-              <w:rPr>
-                <w:rFonts w:ascii="Arial" w:hAnsi="Arial"/>
-                <w:b/>
-                <w:color w:val="0F172A"/>
-                <w:sz w:val="20"/>
-              </w:rPr>
-              <w:t>Himalayan Edges Website Development</w:t>
-            </w:r>
-          </w:p>
-          <w:p>
-            <w:pPr>
-              <w:spacing w:before="0" w:after="20"/>
-            </w:pPr>
-            <w:r>
-              <w:rPr>
-                <w:rFonts w:ascii="Arial" w:hAnsi="Arial"/>
-                <w:color w:val="334155"/>
-                <w:sz w:val="19"/>
-              </w:rPr>
-              <w:t>Launched an e-commerce platform using React.js and Django with PWA capabilities, hosted on AWS, increasing page speed by 30%.</w:t>
-            </w:r>
-          </w:p>
-          <w:p>
-            <w:pPr>
-              <w:spacing w:before="0" w:after="80"/>
-            </w:pPr>
-            <w:r>
-              <w:rPr>
-                <w:rFonts w:ascii="Arial" w:hAnsi="Arial"/>
-                <w:i/>
-                <w:color w:val="64748B"/>
-                <w:sz w:val="17"/>
-              </w:rPr>
-              <w:t>STACK: React.js / Django / SQLite / AWS / PWA</w:t>
-            </w:r>
-          </w:p>
-          <w:p>
-            <w:pPr>
-              <w:spacing w:before="80" w:after="20"/>
-            </w:pPr>
-            <w:r>
-              <w:rPr>
-                <w:rFonts w:ascii="Arial" w:hAnsi="Arial"/>
-                <w:b/>
-                <w:color w:val="0F172A"/>
-                <w:sz w:val="20"/>
-              </w:rPr>
-              <w:t>Traveling Portal &amp; Landing Page</w:t>
-            </w:r>
-          </w:p>
-          <w:p>
-            <w:pPr>
-              <w:spacing w:before="0" w:after="20"/>
-            </w:pPr>
-            <w:r>
-              <w:rPr>
-                <w:rFonts w:ascii="Arial" w:hAnsi="Arial"/>
-                <w:color w:val="334155"/>
-                <w:sz w:val="19"/>
-              </w:rPr>
-              <w:t>A fully responsive, modern front-end landing page for a travel agency built with HTML, CSS, and Bootstrap layouts.</w:t>
-            </w:r>
-          </w:p>
-          <w:p>
-            <w:pPr>
-              <w:spacing w:before="0" w:after="80"/>
-            </w:pPr>
-            <w:r>
-              <w:rPr>
-                <w:rFonts w:ascii="Arial" w:hAnsi="Arial"/>
-                <w:i/>
-                <w:color w:val="64748B"/>
-                <w:sz w:val="17"/>
-              </w:rPr>
-              <w:t>STACK: HTML5 / CSS3 / JavaScript / Bootstrap</w:t>
-            </w:r>
-          </w:p>
-          <w:p>
-            <w:pPr>
-              <w:spacing w:before="80" w:after="20"/>
-            </w:pPr>
-            <w:r>
-              <w:rPr>
-                <w:rFonts w:ascii="Arial" w:hAnsi="Arial"/>
-                <w:b/>
-                <w:color w:val="0F172A"/>
-                <w:sz w:val="20"/>
-              </w:rPr>
-              <w:t>Persistent Task Management Dashboard</w:t>
-            </w:r>
-          </w:p>
-          <w:p>
-            <w:pPr>
-              <w:spacing w:before="0" w:after="20"/>
-            </w:pPr>
-            <w:r>
-              <w:rPr>
-                <w:rFonts w:ascii="Arial" w:hAnsi="Arial"/>
-                <w:color w:val="334155"/>
-                <w:sz w:val="19"/>
-              </w:rPr>
-              <w:t>Programmed a desktop utility for task planning, category filtering, and JSON data persistence, featuring clean MVC architecture patterns.</w:t>
-            </w:r>
-          </w:p>
-          <w:p>
-            <w:pPr>
-              <w:spacing w:before="0" w:after="80"/>
-            </w:pPr>
-            <w:r>
-              <w:rPr>
-                <w:rFonts w:ascii="Arial" w:hAnsi="Arial"/>
-                <w:i/>
-                <w:color w:val="64748B"/>
-                <w:sz w:val="17"/>
-              </w:rPr>
-              <w:t>STACK: Python / Tkinter / JSON / MVC Patterns</w:t>
-            </w:r>
-          </w:p>
-          <w:p>
-            <w:pPr>
-              <w:spacing w:before="80" w:after="20"/>
-            </w:pPr>
-            <w:r>
-              <w:rPr>
-                <w:rFonts w:ascii="Arial" w:hAnsi="Arial"/>
-                <w:b/>
-                <w:color w:val="0F172A"/>
-                <w:sz w:val="20"/>
-              </w:rPr>
-              <w:t>Real-Time Telemetry Geofencing Engine</w:t>
-            </w:r>
-          </w:p>
-          <w:p>
-            <w:pPr>
-              <w:spacing w:before="0" w:after="20"/>
-            </w:pPr>
-            <w:r>
-              <w:rPr>
-                <w:rFonts w:ascii="Arial" w:hAnsi="Arial"/>
-                <w:color w:val="334155"/>
-                <w:sz w:val="19"/>
-              </w:rPr>
-              <w:t>Built a real-time workforce geolocation tracking engine with asynchronous GPS coordinate logs, map visualizations, and alerts via WebSockets.</w:t>
+              <w:t>Workforce geolocation engine ingesting asynchronous GPS streams, rendering live map visualizations, and pushing geofence alerts over WebSockets.</w:t>
             </w:r>
           </w:p>
           <w:p>
@@ -1281,6 +1292,47 @@
                 <w:sz w:val="17"/>
               </w:rPr>
               <w:t>STACK: React.js / FastAPI / Celery / Redis / PostgreSQL</w:t>
+            </w:r>
+          </w:p>
+          <w:p>
+            <w:pPr>
+              <w:spacing w:before="80" w:after="20"/>
+            </w:pPr>
+            <w:r>
+              <w:rPr>
+                <w:rFonts w:ascii="Arial" w:hAnsi="Arial"/>
+                <w:b/>
+                <w:color w:val="0F172A"/>
+                <w:sz w:val="20"/>
+              </w:rPr>
+              <w:t>Enterprise Authentication &amp; Authorization Service</w:t>
+            </w:r>
+          </w:p>
+          <w:p>
+            <w:pPr>
+              <w:spacing w:before="0" w:after="20"/>
+            </w:pPr>
+            <w:r>
+              <w:rPr>
+                <w:rFonts w:ascii="Arial" w:hAnsi="Arial"/>
+                <w:color w:val="334155"/>
+                <w:sz w:val="19"/>
+              </w:rPr>
+              <w:t>Reusable auth service providing registration, password hashing, JWT issuance and rotation, and RBAC enforcement across protected REST routes.</w:t>
+            </w:r>
+          </w:p>
+          <w:p>
+            <w:pPr>
+              <w:spacing w:before="0" w:after="80"/>
+            </w:pPr>
+            <w:r>
+              <w:rPr>
+                <w:rFonts w:ascii="Arial" w:hAnsi="Arial"/>
+                <w:i/>
+                <w:color w:val="64748B"/>
+                <w:sz w:val="17"/>
+              </w:rPr>
+              <w:t>STACK: Spring Boot / Spring Security / JWT / MySQL</w:t>
             </w:r>
           </w:p>
           <w:p>

--- a/downloads/Akhilesh_Mishra_Software_Engineer_Executive.docx
+++ b/downloads/Akhilesh_Mishra_Software_Engineer_Executive.docx
@@ -368,7 +368,7 @@
                 <w:color w:val="334155"/>
                 <w:sz w:val="19"/>
               </w:rPr>
-              <w:t>Software Development Engineer building secure, high-scale distributed systems for national e-governance and FinTech platforms. Designs microservice architectures, transaction-critical APIs, and event-driven pipelines serving 2 million+ users and 500,000+ daily transactions. Polyglot across Java/Spring Boot, Python/FastAPI, and Node.js, with strong system design, database engineering, and observability practice. Led hiring and onboarding for a four-engineer team while standardizing Docker-based CI/CD delivery.</w:t>
+              <w:t>Software engineer building distributed systems for national e-governance and FinTech platforms — microservice architecture, transaction-critical APIs, event-driven pipelines. Currently 2 million+ users and 500,000+ transactions a day across Java/Spring Boot, Python/FastAPI and Node.js services. Hired and onboarded 4 engineers and moved the team onto Docker-based CI/CD. Most useful when a system is either growing faster than its design or falling over under load.</w:t>
             </w:r>
           </w:p>
           <w:p>
@@ -453,7 +453,7 @@
                 <w:color w:val="334155"/>
                 <w:sz w:val="19"/>
               </w:rPr>
-              <w:t xml:space="preserve">Re-architected monolithic backend services into distributed microservices on </w:t>
+              <w:t xml:space="preserve">Split monolithic backends into distributed microservices across </w:t>
             </w:r>
             <w:r>
               <w:rPr>
@@ -487,7 +487,7 @@
                 <w:color w:val="334155"/>
                 <w:sz w:val="19"/>
               </w:rPr>
-              <w:t xml:space="preserve">, and </w:t>
+              <w:t xml:space="preserve"> and </w:t>
             </w:r>
             <w:r>
               <w:rPr>
@@ -504,7 +504,7 @@
                 <w:color w:val="334155"/>
                 <w:sz w:val="19"/>
               </w:rPr>
-              <w:t xml:space="preserve">, improving reliability for </w:t>
+              <w:t xml:space="preserve">, serving </w:t>
             </w:r>
             <w:r>
               <w:rPr>
@@ -536,7 +536,7 @@
                 <w:color w:val="334155"/>
                 <w:sz w:val="19"/>
               </w:rPr>
-              <w:t xml:space="preserve">Architected transaction-critical endpoints for AEPS, MATM, and UPI platforms, sustaining </w:t>
+              <w:t xml:space="preserve">Built the transaction-critical endpoints for AEPS, MATM and UPI, sustaining </w:t>
             </w:r>
             <w:r>
               <w:rPr>
@@ -553,7 +553,7 @@
                 <w:color w:val="334155"/>
                 <w:sz w:val="19"/>
               </w:rPr>
-              <w:t xml:space="preserve"> across payment rails.</w:t>
+              <w:t>.</w:t>
             </w:r>
           </w:p>
           <w:p>
@@ -568,7 +568,24 @@
                 <w:color w:val="334155"/>
                 <w:sz w:val="19"/>
               </w:rPr>
-              <w:t xml:space="preserve">Secured platform APIs with </w:t>
+              <w:t xml:space="preserve">Cut unauthorized access attempts </w:t>
+            </w:r>
+            <w:r>
+              <w:rPr>
+                <w:rFonts w:ascii="Arial" w:hAnsi="Arial"/>
+                <w:b/>
+                <w:color w:val="334155"/>
+                <w:sz w:val="19"/>
+              </w:rPr>
+              <w:t>99.9%</w:t>
+            </w:r>
+            <w:r>
+              <w:rPr>
+                <w:rFonts w:ascii="Arial" w:hAnsi="Arial"/>
+                <w:color w:val="334155"/>
+                <w:sz w:val="19"/>
+              </w:rPr>
+              <w:t xml:space="preserve"> with </w:t>
             </w:r>
             <w:r>
               <w:rPr>
@@ -585,7 +602,7 @@
                 <w:color w:val="334155"/>
                 <w:sz w:val="19"/>
               </w:rPr>
-              <w:t xml:space="preserve"> authentication and </w:t>
+              <w:t xml:space="preserve">, </w:t>
             </w:r>
             <w:r>
               <w:rPr>
@@ -602,7 +619,7 @@
                 <w:color w:val="334155"/>
                 <w:sz w:val="19"/>
               </w:rPr>
-              <w:t>, adding device binding and OTP controls to close off unauthorized access paths.</w:t>
+              <w:t>, device binding and OTP controls.</w:t>
             </w:r>
           </w:p>
           <w:p>
@@ -617,7 +634,24 @@
                 <w:color w:val="334155"/>
                 <w:sz w:val="19"/>
               </w:rPr>
-              <w:t xml:space="preserve">Designed and tuned </w:t>
+              <w:t xml:space="preserve">Reduced read/write latency </w:t>
+            </w:r>
+            <w:r>
+              <w:rPr>
+                <w:rFonts w:ascii="Arial" w:hAnsi="Arial"/>
+                <w:b/>
+                <w:color w:val="334155"/>
+                <w:sz w:val="19"/>
+              </w:rPr>
+              <w:t>45%</w:t>
+            </w:r>
+            <w:r>
+              <w:rPr>
+                <w:rFonts w:ascii="Arial" w:hAnsi="Arial"/>
+                <w:color w:val="334155"/>
+                <w:sz w:val="19"/>
+              </w:rPr>
+              <w:t xml:space="preserve"> across </w:t>
             </w:r>
             <w:r>
               <w:rPr>
@@ -651,7 +685,7 @@
                 <w:color w:val="334155"/>
                 <w:sz w:val="19"/>
               </w:rPr>
-              <w:t xml:space="preserve">, and </w:t>
+              <w:t xml:space="preserve"> and </w:t>
             </w:r>
             <w:r>
               <w:rPr>
@@ -668,24 +702,7 @@
                 <w:color w:val="334155"/>
                 <w:sz w:val="19"/>
               </w:rPr>
-              <w:t xml:space="preserve"> schemas using sharding, partitioning, and query optimization, cutting read/write latency by </w:t>
-            </w:r>
-            <w:r>
-              <w:rPr>
-                <w:rFonts w:ascii="Arial" w:hAnsi="Arial"/>
-                <w:b/>
-                <w:color w:val="334155"/>
-                <w:sz w:val="19"/>
-              </w:rPr>
-              <w:t>45%</w:t>
-            </w:r>
-            <w:r>
-              <w:rPr>
-                <w:rFonts w:ascii="Arial" w:hAnsi="Arial"/>
-                <w:color w:val="334155"/>
-                <w:sz w:val="19"/>
-              </w:rPr>
-              <w:t>.</w:t>
+              <w:t xml:space="preserve"> using sharding, partitioning and query tuning.</w:t>
             </w:r>
           </w:p>
           <w:p>
@@ -700,7 +717,24 @@
                 <w:color w:val="334155"/>
                 <w:sz w:val="19"/>
               </w:rPr>
-              <w:t xml:space="preserve">Established event-driven communication with </w:t>
+              <w:t xml:space="preserve">Lifted message throughput </w:t>
+            </w:r>
+            <w:r>
+              <w:rPr>
+                <w:rFonts w:ascii="Arial" w:hAnsi="Arial"/>
+                <w:b/>
+                <w:color w:val="334155"/>
+                <w:sz w:val="19"/>
+              </w:rPr>
+              <w:t>35%</w:t>
+            </w:r>
+            <w:r>
+              <w:rPr>
+                <w:rFonts w:ascii="Arial" w:hAnsi="Arial"/>
+                <w:color w:val="334155"/>
+                <w:sz w:val="19"/>
+              </w:rPr>
+              <w:t xml:space="preserve"> by moving inter-service work onto </w:t>
             </w:r>
             <w:r>
               <w:rPr>
@@ -734,7 +768,7 @@
                 <w:color w:val="334155"/>
                 <w:sz w:val="19"/>
               </w:rPr>
-              <w:t xml:space="preserve">, and </w:t>
+              <w:t xml:space="preserve"> and </w:t>
             </w:r>
             <w:r>
               <w:rPr>
@@ -744,23 +778,6 @@
                 <w:sz w:val="19"/>
               </w:rPr>
               <w:t>Redis</w:t>
-            </w:r>
-            <w:r>
-              <w:rPr>
-                <w:rFonts w:ascii="Arial" w:hAnsi="Arial"/>
-                <w:color w:val="334155"/>
-                <w:sz w:val="19"/>
-              </w:rPr>
-              <w:t xml:space="preserve">, lifting message processing throughput by </w:t>
-            </w:r>
-            <w:r>
-              <w:rPr>
-                <w:rFonts w:ascii="Arial" w:hAnsi="Arial"/>
-                <w:b/>
-                <w:color w:val="334155"/>
-                <w:sz w:val="19"/>
-              </w:rPr>
-              <w:t>35%</w:t>
             </w:r>
             <w:r>
               <w:rPr>
@@ -783,7 +800,7 @@
                 <w:color w:val="334155"/>
                 <w:sz w:val="19"/>
               </w:rPr>
-              <w:t xml:space="preserve">Instrumented services with </w:t>
+              <w:t xml:space="preserve">Stood up </w:t>
             </w:r>
             <w:r>
               <w:rPr>
@@ -817,7 +834,24 @@
                 <w:color w:val="334155"/>
                 <w:sz w:val="19"/>
               </w:rPr>
-              <w:t xml:space="preserve"> and automated container delivery through </w:t>
+              <w:t xml:space="preserve"> dashboards and automated container delivery for all </w:t>
+            </w:r>
+            <w:r>
+              <w:rPr>
+                <w:rFonts w:ascii="Arial" w:hAnsi="Arial"/>
+                <w:b/>
+                <w:color w:val="334155"/>
+                <w:sz w:val="19"/>
+              </w:rPr>
+              <w:t>3</w:t>
+            </w:r>
+            <w:r>
+              <w:rPr>
+                <w:rFonts w:ascii="Arial" w:hAnsi="Arial"/>
+                <w:color w:val="334155"/>
+                <w:sz w:val="19"/>
+              </w:rPr>
+              <w:t xml:space="preserve"> payment platforms with </w:t>
             </w:r>
             <w:r>
               <w:rPr>
@@ -866,7 +900,7 @@
                 <w:color w:val="334155"/>
                 <w:sz w:val="19"/>
               </w:rPr>
-              <w:t xml:space="preserve">Led hiring and onboarding for </w:t>
+              <w:t xml:space="preserve">Hired and onboarded </w:t>
             </w:r>
             <w:r>
               <w:rPr>
@@ -883,7 +917,7 @@
                 <w:color w:val="334155"/>
                 <w:sz w:val="19"/>
               </w:rPr>
-              <w:t xml:space="preserve">, lifting team onboarding efficiency by </w:t>
+              <w:t xml:space="preserve">, improving team onboarding efficiency </w:t>
             </w:r>
             <w:r>
               <w:rPr>
@@ -968,7 +1002,7 @@
                 <w:color w:val="334155"/>
                 <w:sz w:val="19"/>
               </w:rPr>
-              <w:t xml:space="preserve">Engineered a real-time workforce telemetry platform with a </w:t>
+              <w:t xml:space="preserve">Engineered a workforce telemetry platform — </w:t>
             </w:r>
             <w:r>
               <w:rPr>
@@ -985,7 +1019,7 @@
                 <w:color w:val="334155"/>
                 <w:sz w:val="19"/>
               </w:rPr>
-              <w:t xml:space="preserve"> front end and </w:t>
+              <w:t xml:space="preserve"> front end, </w:t>
             </w:r>
             <w:r>
               <w:rPr>
@@ -1002,7 +1036,7 @@
                 <w:color w:val="334155"/>
                 <w:sz w:val="19"/>
               </w:rPr>
-              <w:t xml:space="preserve"> backend, serving </w:t>
+              <w:t xml:space="preserve"> backend — for </w:t>
             </w:r>
             <w:r>
               <w:rPr>
@@ -1011,7 +1045,7 @@
                 <w:color w:val="334155"/>
                 <w:sz w:val="19"/>
               </w:rPr>
-              <w:t>1,000+ active field agents</w:t>
+              <w:t>1,000+ field agents</w:t>
             </w:r>
             <w:r>
               <w:rPr>
@@ -1034,7 +1068,41 @@
                 <w:color w:val="334155"/>
                 <w:sz w:val="19"/>
               </w:rPr>
-              <w:t xml:space="preserve">Built an asynchronous location ingestion pipeline on </w:t>
+              <w:t xml:space="preserve">Processed </w:t>
+            </w:r>
+            <w:r>
+              <w:rPr>
+                <w:rFonts w:ascii="Arial" w:hAnsi="Arial"/>
+                <w:b/>
+                <w:color w:val="334155"/>
+                <w:sz w:val="19"/>
+              </w:rPr>
+              <w:t>10,000+ concurrent</w:t>
+            </w:r>
+            <w:r>
+              <w:rPr>
+                <w:rFonts w:ascii="Arial" w:hAnsi="Arial"/>
+                <w:color w:val="334155"/>
+                <w:sz w:val="19"/>
+              </w:rPr>
+              <w:t xml:space="preserve"> GPS pings at </w:t>
+            </w:r>
+            <w:r>
+              <w:rPr>
+                <w:rFonts w:ascii="Arial" w:hAnsi="Arial"/>
+                <w:b/>
+                <w:color w:val="334155"/>
+                <w:sz w:val="19"/>
+              </w:rPr>
+              <w:t>99.9% uptime</w:t>
+            </w:r>
+            <w:r>
+              <w:rPr>
+                <w:rFonts w:ascii="Arial" w:hAnsi="Arial"/>
+                <w:color w:val="334155"/>
+                <w:sz w:val="19"/>
+              </w:rPr>
+              <w:t xml:space="preserve"> through a </w:t>
             </w:r>
             <w:r>
               <w:rPr>
@@ -1068,7 +1136,7 @@
                 <w:color w:val="334155"/>
                 <w:sz w:val="19"/>
               </w:rPr>
-              <w:t xml:space="preserve">, and </w:t>
+              <w:t xml:space="preserve"> and </w:t>
             </w:r>
             <w:r>
               <w:rPr>
@@ -1085,24 +1153,7 @@
                 <w:color w:val="334155"/>
                 <w:sz w:val="19"/>
               </w:rPr>
-              <w:t xml:space="preserve">, processing </w:t>
-            </w:r>
-            <w:r>
-              <w:rPr>
-                <w:rFonts w:ascii="Arial" w:hAnsi="Arial"/>
-                <w:b/>
-                <w:color w:val="334155"/>
-                <w:sz w:val="19"/>
-              </w:rPr>
-              <w:t>10,000+ concurrent GPS pings at 99.9% uptime</w:t>
-            </w:r>
-            <w:r>
-              <w:rPr>
-                <w:rFonts w:ascii="Arial" w:hAnsi="Arial"/>
-                <w:color w:val="334155"/>
-                <w:sz w:val="19"/>
-              </w:rPr>
-              <w:t>.</w:t>
+              <w:t xml:space="preserve"> ingestion pipeline.</w:t>
             </w:r>
           </w:p>
           <w:p>
@@ -1117,7 +1168,7 @@
                 <w:color w:val="334155"/>
                 <w:sz w:val="19"/>
               </w:rPr>
-              <w:t xml:space="preserve">Delivered an interactive live map dashboard in </w:t>
+              <w:t xml:space="preserve">Built the live map dashboard in </w:t>
             </w:r>
             <w:r>
               <w:rPr>
@@ -1134,7 +1185,24 @@
                 <w:color w:val="334155"/>
                 <w:sz w:val="19"/>
               </w:rPr>
-              <w:t xml:space="preserve"> with Ant Design, cutting UI load times by </w:t>
+              <w:t xml:space="preserve"> with </w:t>
+            </w:r>
+            <w:r>
+              <w:rPr>
+                <w:rFonts w:ascii="Arial" w:hAnsi="Arial"/>
+                <w:b/>
+                <w:color w:val="334155"/>
+                <w:sz w:val="19"/>
+              </w:rPr>
+              <w:t>Ant Design</w:t>
+            </w:r>
+            <w:r>
+              <w:rPr>
+                <w:rFonts w:ascii="Arial" w:hAnsi="Arial"/>
+                <w:color w:val="334155"/>
+                <w:sz w:val="19"/>
+              </w:rPr>
+              <w:t xml:space="preserve">, </w:t>
             </w:r>
             <w:r>
               <w:rPr>
@@ -1151,7 +1219,7 @@
                 <w:color w:val="334155"/>
                 <w:sz w:val="19"/>
               </w:rPr>
-              <w:t>.</w:t>
+              <w:t xml:space="preserve"> quicker to load.</w:t>
             </w:r>
           </w:p>
           <w:p>

--- a/downloads/Akhilesh_Mishra_Software_Engineer_Executive.docx
+++ b/downloads/Akhilesh_Mishra_Software_Engineer_Executive.docx
@@ -152,9 +152,6 @@
                 <w:color w:val="475569"/>
                 <w:sz w:val="16"/>
               </w:rPr>
-              <w:t>Languages</w:t>
-              <w:br/>
-              <w:t xml:space="preserve">                    Java, Python, JavaScript (ES6+), TypeScript, SQL, C++, HTML5, CSS3</w:t>
             </w:r>
           </w:p>
           <w:p>
@@ -177,9 +174,6 @@
                 <w:color w:val="475569"/>
                 <w:sz w:val="16"/>
               </w:rPr>
-              <w:t>ackend &amp; Architecture</w:t>
-              <w:br/>
-              <w:t xml:space="preserve">                    Spring Boot, Django, FastAPI, Node.js, Express.js, React.js, Next.js, microservices, REST APIs, WebSockets</w:t>
             </w:r>
           </w:p>
           <w:p>
@@ -202,9 +196,6 @@
                 <w:color w:val="475569"/>
                 <w:sz w:val="16"/>
               </w:rPr>
-              <w:t>Data &amp; Messaging</w:t>
-              <w:br/>
-              <w:t xml:space="preserve">                    MySQL, PostgreSQL, MongoDB, Redis, Apache Kafka, Celery, Hibernate/JPA, indexing &amp; query tuning</w:t>
             </w:r>
           </w:p>
           <w:p>
@@ -218,7 +209,7 @@
                 <w:color w:val="1E293B"/>
                 <w:sz w:val="17"/>
               </w:rPr>
-              <w:t>DevOps &amp; Observability</w:t>
+              <w:t>Testing, DevOps &amp; Observability</w:t>
               <w:br/>
             </w:r>
             <w:r>
@@ -227,9 +218,6 @@
                 <w:color w:val="475569"/>
                 <w:sz w:val="16"/>
               </w:rPr>
-              <w:t>evOps &amp; Observability</w:t>
-              <w:br/>
-              <w:t xml:space="preserve">                    Docker, Git, GitHub Actions, CI/CD, Linux, Postman, Jira, Prometheus, Grafana</w:t>
             </w:r>
           </w:p>
           <w:p>
@@ -368,7 +356,7 @@
                 <w:color w:val="334155"/>
                 <w:sz w:val="19"/>
               </w:rPr>
-              <w:t>Software engineer building distributed systems for national e-governance and FinTech platforms — microservice architecture, transaction-critical APIs, event-driven pipelines. Currently 2 million+ users and 500,000+ transactions a day across Java/Spring Boot, Python/FastAPI and Node.js services. Hired and onboarded 4 engineers and moved the team onto Docker-based CI/CD. Most useful when a system is either growing faster than its design or falling over under load.</w:t>
+              <w:t>Distributed systems for national e-governance and FinTech — 2 million+ users and 500,000+ transactions a day across Spring Boot, FastAPI and Node.js services. Cut p95 latency 45% across MySQL, PostgreSQL and MongoDB, lifted message throughput 35% on Kafka, and put every service behind Prometheus and Grafana. Hired and onboarded 4 engineers and moved the team onto Docker-based CI/CD.</w:t>
             </w:r>
           </w:p>
           <w:p>
@@ -453,90 +441,7 @@
                 <w:color w:val="334155"/>
                 <w:sz w:val="19"/>
               </w:rPr>
-              <w:t xml:space="preserve">Split monolithic backends into distributed microservices across </w:t>
-            </w:r>
-            <w:r>
-              <w:rPr>
-                <w:rFonts w:ascii="Arial" w:hAnsi="Arial"/>
-                <w:b/>
-                <w:color w:val="334155"/>
-                <w:sz w:val="19"/>
-              </w:rPr>
-              <w:t>Spring Boot</w:t>
-            </w:r>
-            <w:r>
-              <w:rPr>
-                <w:rFonts w:ascii="Arial" w:hAnsi="Arial"/>
-                <w:color w:val="334155"/>
-                <w:sz w:val="19"/>
-              </w:rPr>
-              <w:t xml:space="preserve">, </w:t>
-            </w:r>
-            <w:r>
-              <w:rPr>
-                <w:rFonts w:ascii="Arial" w:hAnsi="Arial"/>
-                <w:b/>
-                <w:color w:val="334155"/>
-                <w:sz w:val="19"/>
-              </w:rPr>
-              <w:t>FastAPI</w:t>
-            </w:r>
-            <w:r>
-              <w:rPr>
-                <w:rFonts w:ascii="Arial" w:hAnsi="Arial"/>
-                <w:color w:val="334155"/>
-                <w:sz w:val="19"/>
-              </w:rPr>
-              <w:t xml:space="preserve"> and </w:t>
-            </w:r>
-            <w:r>
-              <w:rPr>
-                <w:rFonts w:ascii="Arial" w:hAnsi="Arial"/>
-                <w:b/>
-                <w:color w:val="334155"/>
-                <w:sz w:val="19"/>
-              </w:rPr>
-              <w:t>Node.js</w:t>
-            </w:r>
-            <w:r>
-              <w:rPr>
-                <w:rFonts w:ascii="Arial" w:hAnsi="Arial"/>
-                <w:color w:val="334155"/>
-                <w:sz w:val="19"/>
-              </w:rPr>
-              <w:t xml:space="preserve">, serving </w:t>
-            </w:r>
-            <w:r>
-              <w:rPr>
-                <w:rFonts w:ascii="Arial" w:hAnsi="Arial"/>
-                <w:b/>
-                <w:color w:val="334155"/>
-                <w:sz w:val="19"/>
-              </w:rPr>
-              <w:t>2 million+ users</w:t>
-            </w:r>
-            <w:r>
-              <w:rPr>
-                <w:rFonts w:ascii="Arial" w:hAnsi="Arial"/>
-                <w:color w:val="334155"/>
-                <w:sz w:val="19"/>
-              </w:rPr>
-              <w:t>.</w:t>
-            </w:r>
-          </w:p>
-          <w:p>
-            <w:pPr>
-              <w:pStyle w:val="ListBullet"/>
-              <w:spacing w:before="0" w:after="20"/>
-              <w:ind w:left="216"/>
-            </w:pPr>
-            <w:r>
-              <w:rPr>
-                <w:rFonts w:ascii="Arial" w:hAnsi="Arial"/>
-                <w:color w:val="334155"/>
-                <w:sz w:val="19"/>
-              </w:rPr>
-              <w:t xml:space="preserve">Built the transaction-critical endpoints for AEPS, MATM and UPI, sustaining </w:t>
+              <w:t xml:space="preserve">Sustained </w:t>
             </w:r>
             <w:r>
               <w:rPr>
@@ -553,7 +458,24 @@
                 <w:color w:val="334155"/>
                 <w:sz w:val="19"/>
               </w:rPr>
-              <w:t>.</w:t>
+              <w:t xml:space="preserve"> at a </w:t>
+            </w:r>
+            <w:r>
+              <w:rPr>
+                <w:rFonts w:ascii="Arial" w:hAnsi="Arial"/>
+                <w:b/>
+                <w:color w:val="334155"/>
+                <w:sz w:val="19"/>
+              </w:rPr>
+              <w:t>99% success rate</w:t>
+            </w:r>
+            <w:r>
+              <w:rPr>
+                <w:rFonts w:ascii="Arial" w:hAnsi="Arial"/>
+                <w:color w:val="334155"/>
+                <w:sz w:val="19"/>
+              </w:rPr>
+              <w:t xml:space="preserve"> across AEPS, MATM and UPI, by making the settlement path idempotent with request keys, backoff retries and automated reconciliation.</w:t>
             </w:r>
           </w:p>
           <w:p>
@@ -568,73 +490,7 @@
                 <w:color w:val="334155"/>
                 <w:sz w:val="19"/>
               </w:rPr>
-              <w:t xml:space="preserve">Cut unauthorized access attempts </w:t>
-            </w:r>
-            <w:r>
-              <w:rPr>
-                <w:rFonts w:ascii="Arial" w:hAnsi="Arial"/>
-                <w:b/>
-                <w:color w:val="334155"/>
-                <w:sz w:val="19"/>
-              </w:rPr>
-              <w:t>99.9%</w:t>
-            </w:r>
-            <w:r>
-              <w:rPr>
-                <w:rFonts w:ascii="Arial" w:hAnsi="Arial"/>
-                <w:color w:val="334155"/>
-                <w:sz w:val="19"/>
-              </w:rPr>
-              <w:t xml:space="preserve"> with </w:t>
-            </w:r>
-            <w:r>
-              <w:rPr>
-                <w:rFonts w:ascii="Arial" w:hAnsi="Arial"/>
-                <w:b/>
-                <w:color w:val="334155"/>
-                <w:sz w:val="19"/>
-              </w:rPr>
-              <w:t>JWT</w:t>
-            </w:r>
-            <w:r>
-              <w:rPr>
-                <w:rFonts w:ascii="Arial" w:hAnsi="Arial"/>
-                <w:color w:val="334155"/>
-                <w:sz w:val="19"/>
-              </w:rPr>
-              <w:t xml:space="preserve">, </w:t>
-            </w:r>
-            <w:r>
-              <w:rPr>
-                <w:rFonts w:ascii="Arial" w:hAnsi="Arial"/>
-                <w:b/>
-                <w:color w:val="334155"/>
-                <w:sz w:val="19"/>
-              </w:rPr>
-              <w:t>RBAC</w:t>
-            </w:r>
-            <w:r>
-              <w:rPr>
-                <w:rFonts w:ascii="Arial" w:hAnsi="Arial"/>
-                <w:color w:val="334155"/>
-                <w:sz w:val="19"/>
-              </w:rPr>
-              <w:t>, device binding and OTP controls.</w:t>
-            </w:r>
-          </w:p>
-          <w:p>
-            <w:pPr>
-              <w:pStyle w:val="ListBullet"/>
-              <w:spacing w:before="0" w:after="20"/>
-              <w:ind w:left="216"/>
-            </w:pPr>
-            <w:r>
-              <w:rPr>
-                <w:rFonts w:ascii="Arial" w:hAnsi="Arial"/>
-                <w:color w:val="334155"/>
-                <w:sz w:val="19"/>
-              </w:rPr>
-              <w:t xml:space="preserve">Reduced read/write latency </w:t>
+              <w:t xml:space="preserve">Cut p95 read/write latency </w:t>
             </w:r>
             <w:r>
               <w:rPr>
@@ -702,7 +558,90 @@
                 <w:color w:val="334155"/>
                 <w:sz w:val="19"/>
               </w:rPr>
-              <w:t xml:space="preserve"> using sharding, partitioning and query tuning.</w:t>
+              <w:t>, by sharding and partitioning the hot tables and tuning the slowest queries against their plans.</w:t>
+            </w:r>
+          </w:p>
+          <w:p>
+            <w:pPr>
+              <w:pStyle w:val="ListBullet"/>
+              <w:spacing w:before="0" w:after="20"/>
+              <w:ind w:left="216"/>
+            </w:pPr>
+            <w:r>
+              <w:rPr>
+                <w:rFonts w:ascii="Arial" w:hAnsi="Arial"/>
+                <w:color w:val="334155"/>
+                <w:sz w:val="19"/>
+              </w:rPr>
+              <w:t xml:space="preserve">Contained a bad release to one service instead of the whole platform for </w:t>
+            </w:r>
+            <w:r>
+              <w:rPr>
+                <w:rFonts w:ascii="Arial" w:hAnsi="Arial"/>
+                <w:b/>
+                <w:color w:val="334155"/>
+                <w:sz w:val="19"/>
+              </w:rPr>
+              <w:t>2 million+ users</w:t>
+            </w:r>
+            <w:r>
+              <w:rPr>
+                <w:rFonts w:ascii="Arial" w:hAnsi="Arial"/>
+                <w:color w:val="334155"/>
+                <w:sz w:val="19"/>
+              </w:rPr>
+              <w:t xml:space="preserve">, by splitting monolithic backends into </w:t>
+            </w:r>
+            <w:r>
+              <w:rPr>
+                <w:rFonts w:ascii="Arial" w:hAnsi="Arial"/>
+                <w:b/>
+                <w:color w:val="334155"/>
+                <w:sz w:val="19"/>
+              </w:rPr>
+              <w:t>Spring Boot</w:t>
+            </w:r>
+            <w:r>
+              <w:rPr>
+                <w:rFonts w:ascii="Arial" w:hAnsi="Arial"/>
+                <w:color w:val="334155"/>
+                <w:sz w:val="19"/>
+              </w:rPr>
+              <w:t xml:space="preserve">, </w:t>
+            </w:r>
+            <w:r>
+              <w:rPr>
+                <w:rFonts w:ascii="Arial" w:hAnsi="Arial"/>
+                <w:b/>
+                <w:color w:val="334155"/>
+                <w:sz w:val="19"/>
+              </w:rPr>
+              <w:t>FastAPI</w:t>
+            </w:r>
+            <w:r>
+              <w:rPr>
+                <w:rFonts w:ascii="Arial" w:hAnsi="Arial"/>
+                <w:color w:val="334155"/>
+                <w:sz w:val="19"/>
+              </w:rPr>
+              <w:t xml:space="preserve"> and </w:t>
+            </w:r>
+            <w:r>
+              <w:rPr>
+                <w:rFonts w:ascii="Arial" w:hAnsi="Arial"/>
+                <w:b/>
+                <w:color w:val="334155"/>
+                <w:sz w:val="19"/>
+              </w:rPr>
+              <w:t>Node.js</w:t>
+            </w:r>
+            <w:r>
+              <w:rPr>
+                <w:rFonts w:ascii="Arial" w:hAnsi="Arial"/>
+                <w:color w:val="334155"/>
+                <w:sz w:val="19"/>
+              </w:rPr>
+              <w:t xml:space="preserve"> microservices behind a versioned gateway.</w:t>
             </w:r>
           </w:p>
           <w:p>
@@ -734,7 +673,7 @@
                 <w:color w:val="334155"/>
                 <w:sz w:val="19"/>
               </w:rPr>
-              <w:t xml:space="preserve"> by moving inter-service work onto </w:t>
+              <w:t xml:space="preserve">, by moving inter-service work onto </w:t>
             </w:r>
             <w:r>
               <w:rPr>
@@ -785,7 +724,7 @@
                 <w:color w:val="334155"/>
                 <w:sz w:val="19"/>
               </w:rPr>
-              <w:t>.</w:t>
+              <w:t xml:space="preserve"> with dead-letter handling for poison messages.</w:t>
             </w:r>
           </w:p>
           <w:p>
@@ -800,7 +739,124 @@
                 <w:color w:val="334155"/>
                 <w:sz w:val="19"/>
               </w:rPr>
-              <w:t xml:space="preserve">Stood up </w:t>
+              <w:t xml:space="preserve">Blocked </w:t>
+            </w:r>
+            <w:r>
+              <w:rPr>
+                <w:rFonts w:ascii="Arial" w:hAnsi="Arial"/>
+                <w:b/>
+                <w:color w:val="334155"/>
+                <w:sz w:val="19"/>
+              </w:rPr>
+              <w:t>99.9%</w:t>
+            </w:r>
+            <w:r>
+              <w:rPr>
+                <w:rFonts w:ascii="Arial" w:hAnsi="Arial"/>
+                <w:color w:val="334155"/>
+                <w:sz w:val="19"/>
+              </w:rPr>
+              <w:t xml:space="preserve"> of unauthorized access attempts, by adding </w:t>
+            </w:r>
+            <w:r>
+              <w:rPr>
+                <w:rFonts w:ascii="Arial" w:hAnsi="Arial"/>
+                <w:b/>
+                <w:color w:val="334155"/>
+                <w:sz w:val="19"/>
+              </w:rPr>
+              <w:t>JWT</w:t>
+            </w:r>
+            <w:r>
+              <w:rPr>
+                <w:rFonts w:ascii="Arial" w:hAnsi="Arial"/>
+                <w:color w:val="334155"/>
+                <w:sz w:val="19"/>
+              </w:rPr>
+              <w:t xml:space="preserve"> rotation, </w:t>
+            </w:r>
+            <w:r>
+              <w:rPr>
+                <w:rFonts w:ascii="Arial" w:hAnsi="Arial"/>
+                <w:b/>
+                <w:color w:val="334155"/>
+                <w:sz w:val="19"/>
+              </w:rPr>
+              <w:t>RBAC</w:t>
+            </w:r>
+            <w:r>
+              <w:rPr>
+                <w:rFonts w:ascii="Arial" w:hAnsi="Arial"/>
+                <w:color w:val="334155"/>
+                <w:sz w:val="19"/>
+              </w:rPr>
+              <w:t>, device binding and OTP rate limiting across every payment entry point.</w:t>
+            </w:r>
+          </w:p>
+          <w:p>
+            <w:pPr>
+              <w:pStyle w:val="ListBullet"/>
+              <w:spacing w:before="0" w:after="20"/>
+              <w:ind w:left="216"/>
+            </w:pPr>
+            <w:r>
+              <w:rPr>
+                <w:rFonts w:ascii="Arial" w:hAnsi="Arial"/>
+                <w:color w:val="334155"/>
+                <w:sz w:val="19"/>
+              </w:rPr>
+              <w:t xml:space="preserve">Replaced a manual release process across all </w:t>
+            </w:r>
+            <w:r>
+              <w:rPr>
+                <w:rFonts w:ascii="Arial" w:hAnsi="Arial"/>
+                <w:b/>
+                <w:color w:val="334155"/>
+                <w:sz w:val="19"/>
+              </w:rPr>
+              <w:t>3</w:t>
+            </w:r>
+            <w:r>
+              <w:rPr>
+                <w:rFonts w:ascii="Arial" w:hAnsi="Arial"/>
+                <w:color w:val="334155"/>
+                <w:sz w:val="19"/>
+              </w:rPr>
+              <w:t xml:space="preserve"> payment platforms, by containerising every service with </w:t>
+            </w:r>
+            <w:r>
+              <w:rPr>
+                <w:rFonts w:ascii="Arial" w:hAnsi="Arial"/>
+                <w:b/>
+                <w:color w:val="334155"/>
+                <w:sz w:val="19"/>
+              </w:rPr>
+              <w:t>Docker</w:t>
+            </w:r>
+            <w:r>
+              <w:rPr>
+                <w:rFonts w:ascii="Arial" w:hAnsi="Arial"/>
+                <w:color w:val="334155"/>
+                <w:sz w:val="19"/>
+              </w:rPr>
+              <w:t xml:space="preserve">, shipping through </w:t>
+            </w:r>
+            <w:r>
+              <w:rPr>
+                <w:rFonts w:ascii="Arial" w:hAnsi="Arial"/>
+                <w:b/>
+                <w:color w:val="334155"/>
+                <w:sz w:val="19"/>
+              </w:rPr>
+              <w:t>GitHub Actions</w:t>
+            </w:r>
+            <w:r>
+              <w:rPr>
+                <w:rFonts w:ascii="Arial" w:hAnsi="Arial"/>
+                <w:color w:val="334155"/>
+                <w:sz w:val="19"/>
+              </w:rPr>
+              <w:t xml:space="preserve"> and putting each one on </w:t>
             </w:r>
             <w:r>
               <w:rPr>
@@ -834,58 +890,7 @@
                 <w:color w:val="334155"/>
                 <w:sz w:val="19"/>
               </w:rPr>
-              <w:t xml:space="preserve"> dashboards and automated container delivery for all </w:t>
-            </w:r>
-            <w:r>
-              <w:rPr>
-                <w:rFonts w:ascii="Arial" w:hAnsi="Arial"/>
-                <w:b/>
-                <w:color w:val="334155"/>
-                <w:sz w:val="19"/>
-              </w:rPr>
-              <w:t>3</w:t>
-            </w:r>
-            <w:r>
-              <w:rPr>
-                <w:rFonts w:ascii="Arial" w:hAnsi="Arial"/>
-                <w:color w:val="334155"/>
-                <w:sz w:val="19"/>
-              </w:rPr>
-              <w:t xml:space="preserve"> payment platforms with </w:t>
-            </w:r>
-            <w:r>
-              <w:rPr>
-                <w:rFonts w:ascii="Arial" w:hAnsi="Arial"/>
-                <w:b/>
-                <w:color w:val="334155"/>
-                <w:sz w:val="19"/>
-              </w:rPr>
-              <w:t>Docker</w:t>
-            </w:r>
-            <w:r>
-              <w:rPr>
-                <w:rFonts w:ascii="Arial" w:hAnsi="Arial"/>
-                <w:color w:val="334155"/>
-                <w:sz w:val="19"/>
-              </w:rPr>
-              <w:t xml:space="preserve"> and </w:t>
-            </w:r>
-            <w:r>
-              <w:rPr>
-                <w:rFonts w:ascii="Arial" w:hAnsi="Arial"/>
-                <w:b/>
-                <w:color w:val="334155"/>
-                <w:sz w:val="19"/>
-              </w:rPr>
-              <w:t>GitHub Actions</w:t>
-            </w:r>
-            <w:r>
-              <w:rPr>
-                <w:rFonts w:ascii="Arial" w:hAnsi="Arial"/>
-                <w:color w:val="334155"/>
-                <w:sz w:val="19"/>
-              </w:rPr>
-              <w:t>.</w:t>
+              <w:t xml:space="preserve"> dashboards.</w:t>
             </w:r>
           </w:p>
           <w:p>
@@ -900,7 +905,24 @@
                 <w:color w:val="334155"/>
                 <w:sz w:val="19"/>
               </w:rPr>
-              <w:t xml:space="preserve">Hired and onboarded </w:t>
+              <w:t xml:space="preserve">Improved team onboarding efficiency </w:t>
+            </w:r>
+            <w:r>
+              <w:rPr>
+                <w:rFonts w:ascii="Arial" w:hAnsi="Arial"/>
+                <w:b/>
+                <w:color w:val="334155"/>
+                <w:sz w:val="19"/>
+              </w:rPr>
+              <w:t>40%</w:t>
+            </w:r>
+            <w:r>
+              <w:rPr>
+                <w:rFonts w:ascii="Arial" w:hAnsi="Arial"/>
+                <w:color w:val="334155"/>
+                <w:sz w:val="19"/>
+              </w:rPr>
+              <w:t xml:space="preserve">, by hiring and onboarding </w:t>
             </w:r>
             <w:r>
               <w:rPr>
@@ -917,24 +939,7 @@
                 <w:color w:val="334155"/>
                 <w:sz w:val="19"/>
               </w:rPr>
-              <w:t xml:space="preserve">, improving team onboarding efficiency </w:t>
-            </w:r>
-            <w:r>
-              <w:rPr>
-                <w:rFonts w:ascii="Arial" w:hAnsi="Arial"/>
-                <w:b/>
-                <w:color w:val="334155"/>
-                <w:sz w:val="19"/>
-              </w:rPr>
-              <w:t>40%</w:t>
-            </w:r>
-            <w:r>
-              <w:rPr>
-                <w:rFonts w:ascii="Arial" w:hAnsi="Arial"/>
-                <w:color w:val="334155"/>
-                <w:sz w:val="19"/>
-              </w:rPr>
-              <w:t>.</w:t>
+              <w:t xml:space="preserve"> and writing the runbooks and service documentation they start from.</w:t>
             </w:r>
           </w:p>
           <w:p>
@@ -948,7 +953,7 @@
                 <w:color w:val="0F172A"/>
                 <w:sz w:val="21"/>
               </w:rPr>
-              <w:t>Freelance Software Engineer</w:t>
+              <w:t>Software Engineer (Contract)</w:t>
             </w:r>
             <w:r>
               <w:t xml:space="preserve"> - </w:t>
@@ -960,7 +965,7 @@
                 <w:color w:val="475569"/>
                 <w:sz w:val="20"/>
               </w:rPr>
-              <w:t>Workforce Telemetry &amp; Operations</w:t>
+              <w:t>Independent Client Engagement</w:t>
             </w:r>
           </w:p>
           <w:p>
@@ -1002,7 +1007,24 @@
                 <w:color w:val="334155"/>
                 <w:sz w:val="19"/>
               </w:rPr>
-              <w:t xml:space="preserve">Engineered a workforce telemetry platform — </w:t>
+              <w:t xml:space="preserve">Engineered a workforce telemetry platform for </w:t>
+            </w:r>
+            <w:r>
+              <w:rPr>
+                <w:rFonts w:ascii="Arial" w:hAnsi="Arial"/>
+                <w:b/>
+                <w:color w:val="334155"/>
+                <w:sz w:val="19"/>
+              </w:rPr>
+              <w:t>1,000+ field agents</w:t>
+            </w:r>
+            <w:r>
+              <w:rPr>
+                <w:rFonts w:ascii="Arial" w:hAnsi="Arial"/>
+                <w:color w:val="334155"/>
+                <w:sz w:val="19"/>
+              </w:rPr>
+              <w:t xml:space="preserve"> end to end — </w:t>
             </w:r>
             <w:r>
               <w:rPr>
@@ -1036,24 +1058,7 @@
                 <w:color w:val="334155"/>
                 <w:sz w:val="19"/>
               </w:rPr>
-              <w:t xml:space="preserve"> backend — for </w:t>
-            </w:r>
-            <w:r>
-              <w:rPr>
-                <w:rFonts w:ascii="Arial" w:hAnsi="Arial"/>
-                <w:b/>
-                <w:color w:val="334155"/>
-                <w:sz w:val="19"/>
-              </w:rPr>
-              <w:t>1,000+ field agents</w:t>
-            </w:r>
-            <w:r>
-              <w:rPr>
-                <w:rFonts w:ascii="Arial" w:hAnsi="Arial"/>
-                <w:color w:val="334155"/>
-                <w:sz w:val="19"/>
-              </w:rPr>
-              <w:t>.</w:t>
+              <w:t xml:space="preserve"> backend, AWS deployment.</w:t>
             </w:r>
           </w:p>
           <w:p>
@@ -1068,7 +1073,24 @@
                 <w:color w:val="334155"/>
                 <w:sz w:val="19"/>
               </w:rPr>
-              <w:t xml:space="preserve">Processed </w:t>
+              <w:t xml:space="preserve">Held </w:t>
+            </w:r>
+            <w:r>
+              <w:rPr>
+                <w:rFonts w:ascii="Arial" w:hAnsi="Arial"/>
+                <w:b/>
+                <w:color w:val="334155"/>
+                <w:sz w:val="19"/>
+              </w:rPr>
+              <w:t>99.9% uptime</w:t>
+            </w:r>
+            <w:r>
+              <w:rPr>
+                <w:rFonts w:ascii="Arial" w:hAnsi="Arial"/>
+                <w:color w:val="334155"/>
+                <w:sz w:val="19"/>
+              </w:rPr>
+              <w:t xml:space="preserve"> while processing </w:t>
             </w:r>
             <w:r>
               <w:rPr>
@@ -1085,24 +1107,7 @@
                 <w:color w:val="334155"/>
                 <w:sz w:val="19"/>
               </w:rPr>
-              <w:t xml:space="preserve"> GPS pings at </w:t>
-            </w:r>
-            <w:r>
-              <w:rPr>
-                <w:rFonts w:ascii="Arial" w:hAnsi="Arial"/>
-                <w:b/>
-                <w:color w:val="334155"/>
-                <w:sz w:val="19"/>
-              </w:rPr>
-              <w:t>99.9% uptime</w:t>
-            </w:r>
-            <w:r>
-              <w:rPr>
-                <w:rFonts w:ascii="Arial" w:hAnsi="Arial"/>
-                <w:color w:val="334155"/>
-                <w:sz w:val="19"/>
-              </w:rPr>
-              <w:t xml:space="preserve"> through a </w:t>
+              <w:t xml:space="preserve"> GPS pings, through a </w:t>
             </w:r>
             <w:r>
               <w:rPr>
@@ -1168,7 +1173,24 @@
                 <w:color w:val="334155"/>
                 <w:sz w:val="19"/>
               </w:rPr>
-              <w:t xml:space="preserve">Built the live map dashboard in </w:t>
+              <w:t xml:space="preserve">Brought dashboard load time down </w:t>
+            </w:r>
+            <w:r>
+              <w:rPr>
+                <w:rFonts w:ascii="Arial" w:hAnsi="Arial"/>
+                <w:b/>
+                <w:color w:val="334155"/>
+                <w:sz w:val="19"/>
+              </w:rPr>
+              <w:t>30%</w:t>
+            </w:r>
+            <w:r>
+              <w:rPr>
+                <w:rFonts w:ascii="Arial" w:hAnsi="Arial"/>
+                <w:color w:val="334155"/>
+                <w:sz w:val="19"/>
+              </w:rPr>
+              <w:t xml:space="preserve">, by building the live map in </w:t>
             </w:r>
             <w:r>
               <w:rPr>
@@ -1202,24 +1224,7 @@
                 <w:color w:val="334155"/>
                 <w:sz w:val="19"/>
               </w:rPr>
-              <w:t xml:space="preserve">, </w:t>
-            </w:r>
-            <w:r>
-              <w:rPr>
-                <w:rFonts w:ascii="Arial" w:hAnsi="Arial"/>
-                <w:b/>
-                <w:color w:val="334155"/>
-                <w:sz w:val="19"/>
-              </w:rPr>
-              <w:t>30%</w:t>
-            </w:r>
-            <w:r>
-              <w:rPr>
-                <w:rFonts w:ascii="Arial" w:hAnsi="Arial"/>
-                <w:color w:val="334155"/>
-                <w:sz w:val="19"/>
-              </w:rPr>
-              <w:t xml:space="preserve"> quicker to load.</w:t>
+              <w:t xml:space="preserve"> over a WebSocket feed instead of polling.</w:t>
             </w:r>
           </w:p>
           <w:p>
@@ -1250,6 +1255,88 @@
                 <w:color w:val="0F172A"/>
                 <w:sz w:val="20"/>
               </w:rPr>
+              <w:t>DigiPay Developer Platform</w:t>
+            </w:r>
+          </w:p>
+          <w:p>
+            <w:pPr>
+              <w:spacing w:before="0" w:after="20"/>
+            </w:pPr>
+            <w:r>
+              <w:rPr>
+                <w:rFonts w:ascii="Arial" w:hAnsi="Arial"/>
+                <w:color w:val="334155"/>
+                <w:sz w:val="19"/>
+              </w:rPr>
+              <w:t>Monorepo platform pairing a FastAPI service — versioned routers, correlation-ID tracing, auth and rate-limit middleware — with published SDK packages and embeddable React widgets. github.com/GitHub-akhilesh/Django_apis_digipay</w:t>
+            </w:r>
+          </w:p>
+          <w:p>
+            <w:pPr>
+              <w:spacing w:before="0" w:after="80"/>
+            </w:pPr>
+            <w:r>
+              <w:rPr>
+                <w:rFonts w:ascii="Arial" w:hAnsi="Arial"/>
+                <w:i/>
+                <w:color w:val="64748B"/>
+                <w:sz w:val="17"/>
+              </w:rPr>
+              <w:t>STACK: FastAPI / React / TypeScript / Docker / npm workspaces</w:t>
+            </w:r>
+          </w:p>
+          <w:p>
+            <w:pPr>
+              <w:spacing w:before="80" w:after="20"/>
+            </w:pPr>
+            <w:r>
+              <w:rPr>
+                <w:rFonts w:ascii="Arial" w:hAnsi="Arial"/>
+                <w:b/>
+                <w:color w:val="0F172A"/>
+                <w:sz w:val="20"/>
+              </w:rPr>
+              <w:t>Polyglot Microservices Task Platform</w:t>
+            </w:r>
+          </w:p>
+          <w:p>
+            <w:pPr>
+              <w:spacing w:before="0" w:after="20"/>
+            </w:pPr>
+            <w:r>
+              <w:rPr>
+                <w:rFonts w:ascii="Arial" w:hAnsi="Arial"/>
+                <w:color w:val="334155"/>
+                <w:sz w:val="19"/>
+              </w:rPr>
+              <w:t>Django, Flask and FastAPI services orchestrated under Docker Compose with Kubernetes manifests, fronted by a React web client and a React Native mobile app. github.com/GitHub-akhilesh/To-do-list-app</w:t>
+            </w:r>
+          </w:p>
+          <w:p>
+            <w:pPr>
+              <w:spacing w:before="0" w:after="80"/>
+            </w:pPr>
+            <w:r>
+              <w:rPr>
+                <w:rFonts w:ascii="Arial" w:hAnsi="Arial"/>
+                <w:i/>
+                <w:color w:val="64748B"/>
+                <w:sz w:val="17"/>
+              </w:rPr>
+              <w:t>STACK: Django / Flask / FastAPI / React / React Native / Kubernetes</w:t>
+            </w:r>
+          </w:p>
+          <w:p>
+            <w:pPr>
+              <w:spacing w:before="80" w:after="20"/>
+            </w:pPr>
+            <w:r>
+              <w:rPr>
+                <w:rFonts w:ascii="Arial" w:hAnsi="Arial"/>
+                <w:b/>
+                <w:color w:val="0F172A"/>
+                <w:sz w:val="20"/>
+              </w:rPr>
               <w:t>Transaction Orchestration &amp; Ledger Platform</w:t>
             </w:r>
           </w:p>
@@ -1263,7 +1350,7 @@
                 <w:color w:val="334155"/>
                 <w:sz w:val="19"/>
               </w:rPr>
-              <w:t>Microservice platform orchestrating AEPS, MATM, and UPI settlement with a transactional wallet ledger, retry and reconciliation handling, and Kafka event fan-out.</w:t>
+              <w:t>Microservice platform orchestrating AEPS, MATM and UPI settlement with a transactional wallet ledger, idempotent retries, automated reconciliation and Kafka event fan-out.</w:t>
             </w:r>
           </w:p>
           <w:p>
@@ -1291,7 +1378,7 @@
                 <w:color w:val="0F172A"/>
                 <w:sz w:val="20"/>
               </w:rPr>
-              <w:t>MERN FinTech &amp; Commerce Suite</w:t>
+              <w:t>LabX Design System</w:t>
             </w:r>
           </w:p>
           <w:p>
@@ -1304,7 +1391,7 @@
                 <w:color w:val="334155"/>
                 <w:sz w:val="19"/>
               </w:rPr>
-              <w:t>Full-stack applications with JWT-secured authentication, role-based admin dashboards, and versioned REST APIs on React, Express, and MongoDB.</w:t>
+              <w:t>Industrial data and visual automation project documented end to end — business case, HLD, LLD, data-flow and database design — and published as a live site. github.com/GitHub-akhilesh/labx-design</w:t>
             </w:r>
           </w:p>
           <w:p>
@@ -1318,89 +1405,7 @@
                 <w:color w:val="64748B"/>
                 <w:sz w:val="17"/>
               </w:rPr>
-              <w:t>STACK: React.js / Node.js / Express.js / MongoDB / JWT / Redux</w:t>
-            </w:r>
-          </w:p>
-          <w:p>
-            <w:pPr>
-              <w:spacing w:before="80" w:after="20"/>
-            </w:pPr>
-            <w:r>
-              <w:rPr>
-                <w:rFonts w:ascii="Arial" w:hAnsi="Arial"/>
-                <w:b/>
-                <w:color w:val="0F172A"/>
-                <w:sz w:val="20"/>
-              </w:rPr>
-              <w:t>Real-Time Telemetry &amp; Geofencing Engine</w:t>
-            </w:r>
-          </w:p>
-          <w:p>
-            <w:pPr>
-              <w:spacing w:before="0" w:after="20"/>
-            </w:pPr>
-            <w:r>
-              <w:rPr>
-                <w:rFonts w:ascii="Arial" w:hAnsi="Arial"/>
-                <w:color w:val="334155"/>
-                <w:sz w:val="19"/>
-              </w:rPr>
-              <w:t>Workforce geolocation engine ingesting asynchronous GPS streams, rendering live map visualizations, and pushing geofence alerts over WebSockets.</w:t>
-            </w:r>
-          </w:p>
-          <w:p>
-            <w:pPr>
-              <w:spacing w:before="0" w:after="80"/>
-            </w:pPr>
-            <w:r>
-              <w:rPr>
-                <w:rFonts w:ascii="Arial" w:hAnsi="Arial"/>
-                <w:i/>
-                <w:color w:val="64748B"/>
-                <w:sz w:val="17"/>
-              </w:rPr>
-              <w:t>STACK: React.js / FastAPI / Celery / Redis / PostgreSQL</w:t>
-            </w:r>
-          </w:p>
-          <w:p>
-            <w:pPr>
-              <w:spacing w:before="80" w:after="20"/>
-            </w:pPr>
-            <w:r>
-              <w:rPr>
-                <w:rFonts w:ascii="Arial" w:hAnsi="Arial"/>
-                <w:b/>
-                <w:color w:val="0F172A"/>
-                <w:sz w:val="20"/>
-              </w:rPr>
-              <w:t>Enterprise Authentication &amp; Authorization Service</w:t>
-            </w:r>
-          </w:p>
-          <w:p>
-            <w:pPr>
-              <w:spacing w:before="0" w:after="20"/>
-            </w:pPr>
-            <w:r>
-              <w:rPr>
-                <w:rFonts w:ascii="Arial" w:hAnsi="Arial"/>
-                <w:color w:val="334155"/>
-                <w:sz w:val="19"/>
-              </w:rPr>
-              <w:t>Reusable auth service providing registration, password hashing, JWT issuance and rotation, and RBAC enforcement across protected REST routes.</w:t>
-            </w:r>
-          </w:p>
-          <w:p>
-            <w:pPr>
-              <w:spacing w:before="0" w:after="80"/>
-            </w:pPr>
-            <w:r>
-              <w:rPr>
-                <w:rFonts w:ascii="Arial" w:hAnsi="Arial"/>
-                <w:i/>
-                <w:color w:val="64748B"/>
-                <w:sz w:val="17"/>
-              </w:rPr>
-              <w:t>STACK: Spring Boot / Spring Security / JWT / MySQL</w:t>
+              <w:t>STACK: Python / System Design / Technical Documentation / GitHub Pages</w:t>
             </w:r>
           </w:p>
           <w:p>
@@ -1432,7 +1437,7 @@
                 <w:color w:val="334155"/>
                 <w:sz w:val="19"/>
               </w:rPr>
-              <w:t>Graduated with First Class Honors, maintaining top academic rank.</w:t>
+              <w:t>First Class Honors, B.Tech. — top academic rank in cohort.</w:t>
             </w:r>
           </w:p>
           <w:p>
@@ -1447,7 +1452,7 @@
                 <w:color w:val="334155"/>
                 <w:sz w:val="19"/>
               </w:rPr>
-              <w:t>Earned a 4-Star Gold Badge in SQL on HackerRank.</w:t>
+              <w:t>HackerRank 4-Star Gold badge in SQL.</w:t>
             </w:r>
           </w:p>
         </w:tc>

--- a/downloads/Akhilesh_Mishra_Software_Engineer_Executive.docx
+++ b/downloads/Akhilesh_Mishra_Software_Engineer_Executive.docx
@@ -275,45 +275,6 @@
                 <w:color w:val="475569"/>
                 <w:sz w:val="17"/>
               </w:rPr>
-              <w:t>Data Structures &amp; Algorithms Certification</w:t>
-            </w:r>
-          </w:p>
-          <w:p>
-            <w:pPr>
-              <w:spacing w:before="0" w:after="40"/>
-            </w:pPr>
-            <w:r>
-              <w:rPr>
-                <w:rFonts w:ascii="Arial" w:hAnsi="Arial"/>
-                <w:color w:val="475569"/>
-                <w:sz w:val="17"/>
-              </w:rPr>
-              <w:t>Database Systems &amp; SQL Certification</w:t>
-            </w:r>
-          </w:p>
-          <w:p>
-            <w:pPr>
-              <w:spacing w:before="0" w:after="40"/>
-            </w:pPr>
-            <w:r>
-              <w:rPr>
-                <w:rFonts w:ascii="Arial" w:hAnsi="Arial"/>
-                <w:color w:val="475569"/>
-                <w:sz w:val="17"/>
-              </w:rPr>
-              <w:t>Advanced MERN Stack Developer Certification</w:t>
-            </w:r>
-          </w:p>
-          <w:p>
-            <w:pPr>
-              <w:spacing w:before="0" w:after="40"/>
-            </w:pPr>
-            <w:r>
-              <w:rPr>
-                <w:rFonts w:ascii="Arial" w:hAnsi="Arial"/>
-                <w:color w:val="475569"/>
-                <w:sz w:val="17"/>
-              </w:rPr>
               <w:t>IIT Kanpur Cyber Security Certification</w:t>
             </w:r>
           </w:p>
@@ -399,7 +360,7 @@
                 <w:color w:val="475569"/>
                 <w:sz w:val="20"/>
               </w:rPr>
-              <w:t>CSC e-Governance Services India Ltd. (MeitY, Government of India)</w:t>
+              <w:t>CSC e-Governance Services India Ltd. — India's national digital services platform, 2M+ users</w:t>
             </w:r>
           </w:p>
           <w:p>
@@ -953,7 +914,7 @@
                 <w:color w:val="0F172A"/>
                 <w:sz w:val="21"/>
               </w:rPr>
-              <w:t>Software Engineer (Contract)</w:t>
+              <w:t>Software Engineer</w:t>
             </w:r>
             <w:r>
               <w:t xml:space="preserve"> - </w:t>
@@ -965,7 +926,7 @@
                 <w:color w:val="475569"/>
                 <w:sz w:val="20"/>
               </w:rPr>
-              <w:t>Independent Client Engagement</w:t>
+              <w:t>Contract engagement — field-workforce logistics, 1,000+ agents</w:t>
             </w:r>
           </w:p>
           <w:p>
@@ -1437,21 +1398,6 @@
                 <w:color w:val="334155"/>
                 <w:sz w:val="19"/>
               </w:rPr>
-              <w:t>First Class Honors, B.Tech. — top academic rank in cohort.</w:t>
-            </w:r>
-          </w:p>
-          <w:p>
-            <w:pPr>
-              <w:pStyle w:val="ListBullet"/>
-              <w:spacing w:before="0" w:after="40"/>
-              <w:ind w:left="216"/>
-            </w:pPr>
-            <w:r>
-              <w:rPr>
-                <w:rFonts w:ascii="Arial" w:hAnsi="Arial"/>
-                <w:color w:val="334155"/>
-                <w:sz w:val="19"/>
-              </w:rPr>
               <w:t>HackerRank 4-Star Gold badge in SQL.</w:t>
             </w:r>
           </w:p>

--- a/downloads/Akhilesh_Mishra_Software_Engineer_Executive.docx
+++ b/downloads/Akhilesh_Mishra_Software_Engineer_Executive.docx
@@ -317,7 +317,7 @@
                 <w:color w:val="334155"/>
                 <w:sz w:val="19"/>
               </w:rPr>
-              <w:t>Distributed systems for national e-governance and FinTech — 2 million+ users and 500,000+ transactions a day across Spring Boot, FastAPI and Node.js services. Cut p95 latency 45% across MySQL, PostgreSQL and MongoDB, lifted message throughput 35% on Kafka, and put every service behind Prometheus and Grafana. Hired and onboarded 4 engineers and moved the team onto Docker-based CI/CD.</w:t>
+              <w:t>Software engineer, 3+ years building distributed systems for national e-governance and FinTech — 2 million+ users and 500,000+ transactions a day across Spring Boot, FastAPI and Node.js services. Cut p95 latency 45% across MySQL, PostgreSQL and MongoDB, lifted message throughput 35% on Kafka, and put every service behind Prometheus and Grafana. Hired and onboarded 4 engineers and moved the team onto Docker-based CI/CD.</w:t>
             </w:r>
           </w:p>
           <w:p>

--- a/downloads/Akhilesh_Mishra_Software_Engineer_Executive.docx
+++ b/downloads/Akhilesh_Mishra_Software_Engineer_Executive.docx
@@ -317,7 +317,7 @@
                 <w:color w:val="334155"/>
                 <w:sz w:val="19"/>
               </w:rPr>
-              <w:t>Software engineer, 3+ years building distributed systems for national e-governance and FinTech — 2 million+ users and 500,000+ transactions a day across Spring Boot, FastAPI and Node.js services. Cut p95 latency 45% across MySQL, PostgreSQL and MongoDB, lifted message throughput 35% on Kafka, and put every service behind Prometheus and Grafana. Hired and onboarded 4 engineers and moved the team onto Docker-based CI/CD.</w:t>
+              <w:t>Software engineer, 3+ years building distributed systems for national e-governance and FinTech — 2 million+ users and 500,000+ transactions a day across Spring Boot, FastAPI and Node.js services. Cut p95 latency 45% across MySQL and PostgreSQL and 40% on MongoDB, lifted message throughput 35% on Kafka, and put every service behind Prometheus and Grafana. Onboarded 4 engineers and moved the team onto Docker-based CI/CD.</w:t>
             </w:r>
           </w:p>
           <w:p>
@@ -485,7 +485,7 @@
                 <w:color w:val="334155"/>
                 <w:sz w:val="19"/>
               </w:rPr>
-              <w:t xml:space="preserve">, </w:t>
+              <w:t xml:space="preserve"> and </w:t>
             </w:r>
             <w:r>
               <w:rPr>
@@ -503,6 +503,23 @@
                 <w:sz w:val="19"/>
               </w:rPr>
               <w:t xml:space="preserve"> and </w:t>
+            </w:r>
+            <w:r>
+              <w:rPr>
+                <w:rFonts w:ascii="Arial" w:hAnsi="Arial"/>
+                <w:b/>
+                <w:color w:val="334155"/>
+                <w:sz w:val="19"/>
+              </w:rPr>
+              <w:t>40%</w:t>
+            </w:r>
+            <w:r>
+              <w:rPr>
+                <w:rFonts w:ascii="Arial" w:hAnsi="Arial"/>
+                <w:color w:val="334155"/>
+                <w:sz w:val="19"/>
+              </w:rPr>
+              <w:t xml:space="preserve"> on </w:t>
             </w:r>
             <w:r>
               <w:rPr>
@@ -883,7 +900,7 @@
                 <w:color w:val="334155"/>
                 <w:sz w:val="19"/>
               </w:rPr>
-              <w:t xml:space="preserve">, by hiring and onboarding </w:t>
+              <w:t xml:space="preserve">, by onboarding </w:t>
             </w:r>
             <w:r>
               <w:rPr>
